--- a/docs/18-08/Note.docx
+++ b/docs/18-08/Note.docx
@@ -1367,6 +1367,12 @@
       <w:pPr>
         <w:spacing w:after="160"/>
         <w:jc w:val="center"/>
+        <w:rPr>
+          <w:i/>
+          <w:color w:val="5F6978"/>
+          <w:sz w:val="17"/>
+          <w:lang w:val="vi-VN"/>
+        </w:rPr>
       </w:pPr>
       <w:r>
         <w:rPr>
@@ -1374,7 +1380,477 @@
           <w:color w:val="5F6978"/>
           <w:sz w:val="17"/>
         </w:rPr>
-        <w:t>Hình minh họa Residual Quantization trong TIGER (RQ-VAE).</w:t>
+        <w:t xml:space="preserve">Hình minh họa Residual Quantization </w:t>
+      </w:r>
+      <w:proofErr w:type="spellStart"/>
+      <w:r>
+        <w:rPr>
+          <w:i/>
+          <w:color w:val="5F6978"/>
+          <w:sz w:val="17"/>
+        </w:rPr>
+        <w:t>trong</w:t>
+      </w:r>
+      <w:proofErr w:type="spellEnd"/>
+      <w:r>
+        <w:rPr>
+          <w:i/>
+          <w:color w:val="5F6978"/>
+          <w:sz w:val="17"/>
+        </w:rPr>
+        <w:t xml:space="preserve"> TIGER (RQ-VAE).</w:t>
+      </w:r>
+    </w:p>
+    <w:p>
+      <w:pPr>
+        <w:spacing w:after="0"/>
+        <w:rPr>
+          <w:iCs/>
+          <w:color w:val="auto"/>
+          <w:szCs w:val="28"/>
+          <w:lang w:val="vi-VN"/>
+        </w:rPr>
+      </w:pPr>
+      <w:r>
+        <w:rPr>
+          <w:b/>
+          <w:bCs/>
+          <w:iCs/>
+          <w:color w:val="auto"/>
+          <w:szCs w:val="28"/>
+        </w:rPr>
+        <w:t>Codebook loss:</w:t>
+      </w:r>
+      <w:r>
+        <w:rPr>
+          <w:iCs/>
+          <w:color w:val="auto"/>
+          <w:szCs w:val="28"/>
+        </w:rPr>
+        <w:t xml:space="preserve"> </w:t>
+      </w:r>
+      <w:proofErr w:type="spellStart"/>
+      <w:r>
+        <w:rPr>
+          <w:iCs/>
+          <w:color w:val="auto"/>
+          <w:szCs w:val="28"/>
+        </w:rPr>
+        <w:t>kéo</w:t>
+      </w:r>
+      <w:proofErr w:type="spellEnd"/>
+      <w:r>
+        <w:rPr>
+          <w:iCs/>
+          <w:color w:val="auto"/>
+          <w:szCs w:val="28"/>
+        </w:rPr>
+        <w:t xml:space="preserve"> codeword </w:t>
+      </w:r>
+      <w:proofErr w:type="spellStart"/>
+      <w:r>
+        <w:rPr>
+          <w:iCs/>
+          <w:color w:val="auto"/>
+          <w:szCs w:val="28"/>
+        </w:rPr>
+        <w:t>về</w:t>
+      </w:r>
+      <w:proofErr w:type="spellEnd"/>
+      <w:r>
+        <w:rPr>
+          <w:iCs/>
+          <w:color w:val="auto"/>
+          <w:szCs w:val="28"/>
+        </w:rPr>
+        <w:t xml:space="preserve"> residual </w:t>
+      </w:r>
+      <w:proofErr w:type="spellStart"/>
+      <w:r>
+        <w:rPr>
+          <w:iCs/>
+          <w:color w:val="auto"/>
+          <w:szCs w:val="28"/>
+        </w:rPr>
+        <w:t>để</w:t>
+      </w:r>
+      <w:proofErr w:type="spellEnd"/>
+      <w:r>
+        <w:rPr>
+          <w:iCs/>
+          <w:color w:val="auto"/>
+          <w:szCs w:val="28"/>
+        </w:rPr>
+        <w:t xml:space="preserve"> codebook </w:t>
+      </w:r>
+      <w:proofErr w:type="spellStart"/>
+      <w:r>
+        <w:rPr>
+          <w:iCs/>
+          <w:color w:val="auto"/>
+          <w:szCs w:val="28"/>
+        </w:rPr>
+        <w:t>đại</w:t>
+      </w:r>
+      <w:proofErr w:type="spellEnd"/>
+      <w:r>
+        <w:rPr>
+          <w:iCs/>
+          <w:color w:val="auto"/>
+          <w:szCs w:val="28"/>
+        </w:rPr>
+        <w:t xml:space="preserve"> </w:t>
+      </w:r>
+      <w:proofErr w:type="spellStart"/>
+      <w:r>
+        <w:rPr>
+          <w:iCs/>
+          <w:color w:val="auto"/>
+          <w:szCs w:val="28"/>
+        </w:rPr>
+        <w:t>diện</w:t>
+      </w:r>
+      <w:proofErr w:type="spellEnd"/>
+      <w:r>
+        <w:rPr>
+          <w:iCs/>
+          <w:color w:val="auto"/>
+          <w:szCs w:val="28"/>
+        </w:rPr>
+        <w:t xml:space="preserve"> </w:t>
+      </w:r>
+      <w:proofErr w:type="spellStart"/>
+      <w:r>
+        <w:rPr>
+          <w:iCs/>
+          <w:color w:val="auto"/>
+          <w:szCs w:val="28"/>
+        </w:rPr>
+        <w:t>tốt</w:t>
+      </w:r>
+      <w:proofErr w:type="spellEnd"/>
+      <w:r>
+        <w:rPr>
+          <w:iCs/>
+          <w:color w:val="auto"/>
+          <w:szCs w:val="28"/>
+        </w:rPr>
+        <w:t xml:space="preserve"> </w:t>
+      </w:r>
+      <w:proofErr w:type="spellStart"/>
+      <w:r>
+        <w:rPr>
+          <w:iCs/>
+          <w:color w:val="auto"/>
+          <w:szCs w:val="28"/>
+        </w:rPr>
+        <w:t>cho</w:t>
+      </w:r>
+      <w:proofErr w:type="spellEnd"/>
+      <w:r>
+        <w:rPr>
+          <w:iCs/>
+          <w:color w:val="auto"/>
+          <w:szCs w:val="28"/>
+        </w:rPr>
+        <w:t xml:space="preserve"> encoder output.</w:t>
+      </w:r>
+      <w:r>
+        <w:rPr>
+          <w:iCs/>
+          <w:color w:val="auto"/>
+          <w:szCs w:val="28"/>
+        </w:rPr>
+        <w:br/>
+      </w:r>
+      <w:r>
+        <w:rPr>
+          <w:b/>
+          <w:bCs/>
+          <w:iCs/>
+          <w:color w:val="auto"/>
+          <w:szCs w:val="28"/>
+        </w:rPr>
+        <w:t>Commitment loss:</w:t>
+      </w:r>
+      <w:r>
+        <w:rPr>
+          <w:iCs/>
+          <w:color w:val="auto"/>
+          <w:szCs w:val="28"/>
+        </w:rPr>
+        <w:t xml:space="preserve"> </w:t>
+      </w:r>
+      <w:proofErr w:type="spellStart"/>
+      <w:r>
+        <w:rPr>
+          <w:iCs/>
+          <w:color w:val="auto"/>
+          <w:szCs w:val="28"/>
+        </w:rPr>
+        <w:t>kéo</w:t>
+      </w:r>
+      <w:proofErr w:type="spellEnd"/>
+      <w:r>
+        <w:rPr>
+          <w:iCs/>
+          <w:color w:val="auto"/>
+          <w:szCs w:val="28"/>
+        </w:rPr>
+        <w:t xml:space="preserve"> encoder/residual </w:t>
+      </w:r>
+      <w:proofErr w:type="spellStart"/>
+      <w:r>
+        <w:rPr>
+          <w:iCs/>
+          <w:color w:val="auto"/>
+          <w:szCs w:val="28"/>
+        </w:rPr>
+        <w:t>về</w:t>
+      </w:r>
+      <w:proofErr w:type="spellEnd"/>
+      <w:r>
+        <w:rPr>
+          <w:iCs/>
+          <w:color w:val="auto"/>
+          <w:szCs w:val="28"/>
+        </w:rPr>
+        <w:t xml:space="preserve"> codeword </w:t>
+      </w:r>
+      <w:proofErr w:type="spellStart"/>
+      <w:r>
+        <w:rPr>
+          <w:iCs/>
+          <w:color w:val="auto"/>
+          <w:szCs w:val="28"/>
+        </w:rPr>
+        <w:t>đã</w:t>
+      </w:r>
+      <w:proofErr w:type="spellEnd"/>
+      <w:r>
+        <w:rPr>
+          <w:iCs/>
+          <w:color w:val="auto"/>
+          <w:szCs w:val="28"/>
+        </w:rPr>
+        <w:t xml:space="preserve"> </w:t>
+      </w:r>
+      <w:proofErr w:type="spellStart"/>
+      <w:r>
+        <w:rPr>
+          <w:iCs/>
+          <w:color w:val="auto"/>
+          <w:szCs w:val="28"/>
+        </w:rPr>
+        <w:t>chọn</w:t>
+      </w:r>
+      <w:proofErr w:type="spellEnd"/>
+      <w:r>
+        <w:rPr>
+          <w:iCs/>
+          <w:color w:val="auto"/>
+          <w:szCs w:val="28"/>
+        </w:rPr>
+        <w:t xml:space="preserve"> </w:t>
+      </w:r>
+      <w:proofErr w:type="spellStart"/>
+      <w:r>
+        <w:rPr>
+          <w:iCs/>
+          <w:color w:val="auto"/>
+          <w:szCs w:val="28"/>
+        </w:rPr>
+        <w:t>để</w:t>
+      </w:r>
+      <w:proofErr w:type="spellEnd"/>
+      <w:r>
+        <w:rPr>
+          <w:iCs/>
+          <w:color w:val="auto"/>
+          <w:szCs w:val="28"/>
+        </w:rPr>
+        <w:t xml:space="preserve"> representation </w:t>
+      </w:r>
+      <w:proofErr w:type="spellStart"/>
+      <w:r>
+        <w:rPr>
+          <w:iCs/>
+          <w:color w:val="auto"/>
+          <w:szCs w:val="28"/>
+        </w:rPr>
+        <w:t>không</w:t>
+      </w:r>
+      <w:proofErr w:type="spellEnd"/>
+      <w:r>
+        <w:rPr>
+          <w:iCs/>
+          <w:color w:val="auto"/>
+          <w:szCs w:val="28"/>
+        </w:rPr>
+        <w:t xml:space="preserve"> drift </w:t>
+      </w:r>
+      <w:proofErr w:type="spellStart"/>
+      <w:r>
+        <w:rPr>
+          <w:iCs/>
+          <w:color w:val="auto"/>
+          <w:szCs w:val="28"/>
+        </w:rPr>
+        <w:t>quá</w:t>
+      </w:r>
+      <w:proofErr w:type="spellEnd"/>
+      <w:r>
+        <w:rPr>
+          <w:iCs/>
+          <w:color w:val="auto"/>
+          <w:szCs w:val="28"/>
+        </w:rPr>
+        <w:t xml:space="preserve"> xa cluster.</w:t>
+      </w:r>
+      <w:r>
+        <w:rPr>
+          <w:iCs/>
+          <w:color w:val="auto"/>
+          <w:szCs w:val="28"/>
+        </w:rPr>
+        <w:br/>
+      </w:r>
+      <w:r>
+        <w:rPr>
+          <w:b/>
+          <w:bCs/>
+          <w:iCs/>
+          <w:color w:val="auto"/>
+          <w:szCs w:val="28"/>
+        </w:rPr>
+        <w:t>Reconstruction loss:</w:t>
+      </w:r>
+      <w:r>
+        <w:rPr>
+          <w:iCs/>
+          <w:color w:val="auto"/>
+          <w:szCs w:val="28"/>
+        </w:rPr>
+        <w:t xml:space="preserve"> </w:t>
+      </w:r>
+      <w:proofErr w:type="spellStart"/>
+      <w:r>
+        <w:rPr>
+          <w:iCs/>
+          <w:color w:val="auto"/>
+          <w:szCs w:val="28"/>
+        </w:rPr>
+        <w:t>đảm</w:t>
+      </w:r>
+      <w:proofErr w:type="spellEnd"/>
+      <w:r>
+        <w:rPr>
+          <w:iCs/>
+          <w:color w:val="auto"/>
+          <w:szCs w:val="28"/>
+        </w:rPr>
+        <w:t xml:space="preserve"> </w:t>
+      </w:r>
+      <w:proofErr w:type="spellStart"/>
+      <w:r>
+        <w:rPr>
+          <w:iCs/>
+          <w:color w:val="auto"/>
+          <w:szCs w:val="28"/>
+        </w:rPr>
+        <w:t>bảo</w:t>
+      </w:r>
+      <w:proofErr w:type="spellEnd"/>
+      <w:r>
+        <w:rPr>
+          <w:iCs/>
+          <w:color w:val="auto"/>
+          <w:szCs w:val="28"/>
+        </w:rPr>
+        <w:t xml:space="preserve"> representation </w:t>
+      </w:r>
+      <w:proofErr w:type="spellStart"/>
+      <w:r>
+        <w:rPr>
+          <w:iCs/>
+          <w:color w:val="auto"/>
+          <w:szCs w:val="28"/>
+        </w:rPr>
+        <w:t>sau</w:t>
+      </w:r>
+      <w:proofErr w:type="spellEnd"/>
+      <w:r>
+        <w:rPr>
+          <w:iCs/>
+          <w:color w:val="auto"/>
+          <w:szCs w:val="28"/>
+        </w:rPr>
+        <w:t xml:space="preserve"> quantization </w:t>
+      </w:r>
+      <w:proofErr w:type="spellStart"/>
+      <w:r>
+        <w:rPr>
+          <w:iCs/>
+          <w:color w:val="auto"/>
+          <w:szCs w:val="28"/>
+        </w:rPr>
+        <w:t>vẫn</w:t>
+      </w:r>
+      <w:proofErr w:type="spellEnd"/>
+      <w:r>
+        <w:rPr>
+          <w:iCs/>
+          <w:color w:val="auto"/>
+          <w:szCs w:val="28"/>
+        </w:rPr>
+        <w:t xml:space="preserve"> reconstruct </w:t>
+      </w:r>
+      <w:proofErr w:type="spellStart"/>
+      <w:r>
+        <w:rPr>
+          <w:iCs/>
+          <w:color w:val="auto"/>
+          <w:szCs w:val="28"/>
+        </w:rPr>
+        <w:t>được</w:t>
+      </w:r>
+      <w:proofErr w:type="spellEnd"/>
+      <w:r>
+        <w:rPr>
+          <w:iCs/>
+          <w:color w:val="auto"/>
+          <w:szCs w:val="28"/>
+        </w:rPr>
+        <w:t xml:space="preserve"> input.</w:t>
+      </w:r>
+    </w:p>
+    <w:p>
+      <w:pPr>
+        <w:spacing w:after="0"/>
+        <w:rPr>
+          <w:iCs/>
+          <w:color w:val="auto"/>
+          <w:szCs w:val="28"/>
+          <w:lang w:val="vi-VN"/>
+        </w:rPr>
+      </w:pPr>
+      <w:r>
+        <w:rPr>
+          <w:iCs/>
+          <w:color w:val="auto"/>
+          <w:szCs w:val="28"/>
+          <w:lang w:val="vi-VN"/>
+        </w:rPr>
+        <w:t xml:space="preserve">=&gt; </w:t>
+      </w:r>
+      <w:r>
+        <w:rPr>
+          <w:iCs/>
+          <w:color w:val="auto"/>
+          <w:szCs w:val="28"/>
+          <w:lang w:val="vi-VN"/>
+        </w:rPr>
+        <w:t>Nếu chỉ có codebook loss, centroid cứ chạy theo encoder, nhưng không có lực riêng bắt encoder output phải ở gần centroid đã chọn.</w:t>
       </w:r>
     </w:p>
     <w:p>
@@ -1438,6 +1914,7 @@
       </w:pPr>
       <w:r>
         <w:rPr>
+          <w:noProof/>
           <w:lang w:val="vi-VN"/>
         </w:rPr>
         <w:drawing>
@@ -1479,6 +1956,56 @@
     </w:p>
     <w:p>
       <w:pPr>
+        <w:shd w:val="clear" w:color="auto" w:fill="F7F9FC"/>
+        <w:spacing w:before="80" w:after="140"/>
+        <w:jc w:val="center"/>
+        <w:rPr>
+          <w:lang w:val="vi-VN"/>
+        </w:rPr>
+      </w:pPr>
+      <w:r>
+        <w:rPr>
+          <w:lang w:val="vi-VN"/>
+        </w:rPr>
+        <w:drawing>
+          <wp:inline distT="0" distB="0" distL="0" distR="0" wp14:anchorId="5977DA6F" wp14:editId="6603AE16">
+            <wp:extent cx="3581710" cy="243861"/>
+            <wp:effectExtent l="0" t="0" r="0" b="3810"/>
+            <wp:docPr id="63794224" name="Picture 1"/>
+            <wp:cNvGraphicFramePr>
+              <a:graphicFrameLocks xmlns:a="http://schemas.openxmlformats.org/drawingml/2006/main" noChangeAspect="1"/>
+            </wp:cNvGraphicFramePr>
+            <a:graphic xmlns:a="http://schemas.openxmlformats.org/drawingml/2006/main">
+              <a:graphicData uri="http://schemas.openxmlformats.org/drawingml/2006/picture">
+                <pic:pic xmlns:pic="http://schemas.openxmlformats.org/drawingml/2006/picture">
+                  <pic:nvPicPr>
+                    <pic:cNvPr id="63794224" name=""/>
+                    <pic:cNvPicPr/>
+                  </pic:nvPicPr>
+                  <pic:blipFill>
+                    <a:blip r:embed="rId19"/>
+                    <a:stretch>
+                      <a:fillRect/>
+                    </a:stretch>
+                  </pic:blipFill>
+                  <pic:spPr>
+                    <a:xfrm>
+                      <a:off x="0" y="0"/>
+                      <a:ext cx="3581710" cy="243861"/>
+                    </a:xfrm>
+                    <a:prstGeom prst="rect">
+                      <a:avLst/>
+                    </a:prstGeom>
+                  </pic:spPr>
+                </pic:pic>
+              </a:graphicData>
+            </a:graphic>
+          </wp:inline>
+        </w:drawing>
+      </w:r>
+    </w:p>
+    <w:p>
+      <w:pPr>
         <w:pStyle w:val="Heading2"/>
       </w:pPr>
       <w:r>
@@ -1607,93 +2134,6 @@
                 <pic:pic xmlns:pic="http://schemas.openxmlformats.org/drawingml/2006/picture">
                   <pic:nvPicPr>
                     <pic:cNvPr id="0" name="swing.png"/>
-                    <pic:cNvPicPr/>
-                  </pic:nvPicPr>
-                  <pic:blipFill>
-                    <a:blip r:embed="rId19"/>
-                    <a:stretch>
-                      <a:fillRect/>
-                    </a:stretch>
-                  </pic:blipFill>
-                  <pic:spPr>
-                    <a:xfrm>
-                      <a:off x="0" y="0"/>
-                      <a:ext cx="5394960" cy="519155"/>
-                    </a:xfrm>
-                    <a:prstGeom prst="rect">
-                      <a:avLst/>
-                    </a:prstGeom>
-                  </pic:spPr>
-                </pic:pic>
-              </a:graphicData>
-            </a:graphic>
-          </wp:inline>
-        </w:drawing>
-      </w:r>
-    </w:p>
-    <w:p>
-      <w:pPr>
-        <w:pStyle w:val="ListBullet"/>
-        <w:spacing w:after="44"/>
-        <w:ind w:left="259" w:hanging="173"/>
-      </w:pPr>
-      <w:r>
-        <w:t>i, j: item/ad; u, v: user.</w:t>
-      </w:r>
-    </w:p>
-    <w:p>
-      <w:pPr>
-        <w:pStyle w:val="ListBullet"/>
-        <w:spacing w:after="44"/>
-        <w:ind w:left="259" w:hanging="173"/>
-      </w:pPr>
-      <w:r>
-        <w:t>Iᵤ: tập item mà user u đã tương tác.</w:t>
-      </w:r>
-    </w:p>
-    <w:p>
-      <w:pPr>
-        <w:pStyle w:val="ListBullet"/>
-        <w:spacing w:after="44"/>
-        <w:ind w:left="259" w:hanging="173"/>
-      </w:pPr>
-      <w:r>
-        <w:t>Uᵢ: tập user đã tương tác với item i.</w:t>
-      </w:r>
-    </w:p>
-    <w:p>
-      <w:pPr>
-        <w:pStyle w:val="ListBullet"/>
-        <w:spacing w:after="44"/>
-        <w:ind w:left="259" w:hanging="173"/>
-      </w:pPr>
-      <w:r>
-        <w:t>Nếu |Iᵤ ∩ Iᵥ| lớn thì contribution của cặp user u,v giảm.</w:t>
-      </w:r>
-    </w:p>
-    <w:p>
-      <w:pPr>
-        <w:shd w:val="clear" w:color="auto" w:fill="F7F9FC"/>
-        <w:spacing w:before="80" w:after="140"/>
-        <w:jc w:val="center"/>
-      </w:pPr>
-      <w:r>
-        <w:rPr>
-          <w:noProof/>
-        </w:rPr>
-        <w:drawing>
-          <wp:inline distT="0" distB="0" distL="0" distR="0" wp14:anchorId="253F5B32" wp14:editId="0A9A4763">
-            <wp:extent cx="5394960" cy="519155"/>
-            <wp:effectExtent l="0" t="0" r="0" b="0"/>
-            <wp:docPr id="11" name="Picture 11"/>
-            <wp:cNvGraphicFramePr>
-              <a:graphicFrameLocks xmlns:a="http://schemas.openxmlformats.org/drawingml/2006/main" noChangeAspect="1"/>
-            </wp:cNvGraphicFramePr>
-            <a:graphic xmlns:a="http://schemas.openxmlformats.org/drawingml/2006/main">
-              <a:graphicData uri="http://schemas.openxmlformats.org/drawingml/2006/picture">
-                <pic:pic xmlns:pic="http://schemas.openxmlformats.org/drawingml/2006/picture">
-                  <pic:nvPicPr>
-                    <pic:cNvPr id="0" name="swingw.png"/>
                     <pic:cNvPicPr/>
                   </pic:nvPicPr>
                   <pic:blipFill>
@@ -1725,6 +2165,93 @@
         <w:ind w:left="259" w:hanging="173"/>
       </w:pPr>
       <w:r>
+        <w:t>i, j: item/ad; u, v: user.</w:t>
+      </w:r>
+    </w:p>
+    <w:p>
+      <w:pPr>
+        <w:pStyle w:val="ListBullet"/>
+        <w:spacing w:after="44"/>
+        <w:ind w:left="259" w:hanging="173"/>
+      </w:pPr>
+      <w:r>
+        <w:t>Iᵤ: tập item mà user u đã tương tác.</w:t>
+      </w:r>
+    </w:p>
+    <w:p>
+      <w:pPr>
+        <w:pStyle w:val="ListBullet"/>
+        <w:spacing w:after="44"/>
+        <w:ind w:left="259" w:hanging="173"/>
+      </w:pPr>
+      <w:r>
+        <w:t>Uᵢ: tập user đã tương tác với item i.</w:t>
+      </w:r>
+    </w:p>
+    <w:p>
+      <w:pPr>
+        <w:pStyle w:val="ListBullet"/>
+        <w:spacing w:after="44"/>
+        <w:ind w:left="259" w:hanging="173"/>
+      </w:pPr>
+      <w:r>
+        <w:t>Nếu |Iᵤ ∩ Iᵥ| lớn thì contribution của cặp user u,v giảm.</w:t>
+      </w:r>
+    </w:p>
+    <w:p>
+      <w:pPr>
+        <w:shd w:val="clear" w:color="auto" w:fill="F7F9FC"/>
+        <w:spacing w:before="80" w:after="140"/>
+        <w:jc w:val="center"/>
+      </w:pPr>
+      <w:r>
+        <w:rPr>
+          <w:noProof/>
+        </w:rPr>
+        <w:drawing>
+          <wp:inline distT="0" distB="0" distL="0" distR="0" wp14:anchorId="253F5B32" wp14:editId="0A9A4763">
+            <wp:extent cx="5394960" cy="519155"/>
+            <wp:effectExtent l="0" t="0" r="0" b="0"/>
+            <wp:docPr id="11" name="Picture 11"/>
+            <wp:cNvGraphicFramePr>
+              <a:graphicFrameLocks xmlns:a="http://schemas.openxmlformats.org/drawingml/2006/main" noChangeAspect="1"/>
+            </wp:cNvGraphicFramePr>
+            <a:graphic xmlns:a="http://schemas.openxmlformats.org/drawingml/2006/main">
+              <a:graphicData uri="http://schemas.openxmlformats.org/drawingml/2006/picture">
+                <pic:pic xmlns:pic="http://schemas.openxmlformats.org/drawingml/2006/picture">
+                  <pic:nvPicPr>
+                    <pic:cNvPr id="0" name="swingw.png"/>
+                    <pic:cNvPicPr/>
+                  </pic:nvPicPr>
+                  <pic:blipFill>
+                    <a:blip r:embed="rId21"/>
+                    <a:stretch>
+                      <a:fillRect/>
+                    </a:stretch>
+                  </pic:blipFill>
+                  <pic:spPr>
+                    <a:xfrm>
+                      <a:off x="0" y="0"/>
+                      <a:ext cx="5394960" cy="519155"/>
+                    </a:xfrm>
+                    <a:prstGeom prst="rect">
+                      <a:avLst/>
+                    </a:prstGeom>
+                  </pic:spPr>
+                </pic:pic>
+              </a:graphicData>
+            </a:graphic>
+          </wp:inline>
+        </w:drawing>
+      </w:r>
+    </w:p>
+    <w:p>
+      <w:pPr>
+        <w:pStyle w:val="ListBullet"/>
+        <w:spacing w:after="44"/>
+        <w:ind w:left="259" w:hanging="173"/>
+      </w:pPr>
+      <w:r>
         <w:t>User quá active (tương tác rất nhiều item) có weight nhỏ hơn; user ít active có weight lớn hơn.</w:t>
       </w:r>
     </w:p>
@@ -1772,7 +2299,7 @@
                     <pic:cNvPicPr/>
                   </pic:nvPicPr>
                   <pic:blipFill>
-                    <a:blip r:embed="rId21"/>
+                    <a:blip r:embed="rId22"/>
                     <a:stretch>
                       <a:fillRect/>
                     </a:stretch>
@@ -1937,7 +2464,7 @@
                     <pic:cNvPicPr/>
                   </pic:nvPicPr>
                   <pic:blipFill>
-                    <a:blip r:embed="rId22"/>
+                    <a:blip r:embed="rId23"/>
                     <a:stretch>
                       <a:fillRect/>
                     </a:stretch>
@@ -2035,7 +2562,7 @@
                     <pic:cNvPicPr/>
                   </pic:nvPicPr>
                   <pic:blipFill>
-                    <a:blip r:embed="rId23"/>
+                    <a:blip r:embed="rId24"/>
                     <a:stretch>
                       <a:fillRect/>
                     </a:stretch>
@@ -2087,7 +2614,7 @@
         <w:ind w:left="259" w:hanging="173"/>
       </w:pPr>
       <w:r>
-        <w:t>Fuse được ghi dạng m̃ₜ = Fuse(mₜ, sₜ₋₁). Công thức chi tiết phía dưới ảnh bị khó đọc hoàn toàn nên không chép lại để tránh sai.</w:t>
+        <w:t>Fuse được ghi dạng m̃ₜ = Fuse(mₜ, sₜ₋₁).</w:t>
       </w:r>
     </w:p>
     <w:p>
@@ -2136,7 +2663,31 @@
         <w:ind w:left="259" w:hanging="173"/>
       </w:pPr>
       <w:r>
-        <w:t>Ghi chú tay: s₁ có thể vẫn đi full vanilla AR; các SID token sau dùng LazyAR. [Cần đối chiếu paper nếu dùng làm công thức chính thức.]</w:t>
+        <w:t xml:space="preserve">Ghi chú tay: s₁ có thể vẫn đi full vanilla AR; các SID token </w:t>
+      </w:r>
+      <w:proofErr w:type="spellStart"/>
+      <w:r>
+        <w:t>sau</w:t>
+      </w:r>
+      <w:proofErr w:type="spellEnd"/>
+      <w:r>
+        <w:t xml:space="preserve"> </w:t>
+      </w:r>
+      <w:proofErr w:type="spellStart"/>
+      <w:r>
+        <w:t>dùng</w:t>
+      </w:r>
+      <w:proofErr w:type="spellEnd"/>
+      <w:r>
+        <w:t xml:space="preserve"> </w:t>
+      </w:r>
+      <w:proofErr w:type="spellStart"/>
+      <w:r>
+        <w:t>LazyAR</w:t>
+      </w:r>
+      <w:proofErr w:type="spellEnd"/>
+      <w:r>
+        <w:t>.</w:t>
       </w:r>
     </w:p>
     <w:p>
@@ -2248,73 +2799,6 @@
                 <pic:pic xmlns:pic="http://schemas.openxmlformats.org/drawingml/2006/picture">
                   <pic:nvPicPr>
                     <pic:cNvPr id="0" name="eiset.png"/>
-                    <pic:cNvPicPr/>
-                  </pic:nvPicPr>
-                  <pic:blipFill>
-                    <a:blip r:embed="rId24"/>
-                    <a:stretch>
-                      <a:fillRect/>
-                    </a:stretch>
-                  </pic:blipFill>
-                  <pic:spPr>
-                    <a:xfrm>
-                      <a:off x="0" y="0"/>
-                      <a:ext cx="5394960" cy="519155"/>
-                    </a:xfrm>
-                    <a:prstGeom prst="rect">
-                      <a:avLst/>
-                    </a:prstGeom>
-                  </pic:spPr>
-                </pic:pic>
-              </a:graphicData>
-            </a:graphic>
-          </wp:inline>
-        </w:drawing>
-      </w:r>
-    </w:p>
-    <w:p>
-      <w:pPr>
-        <w:pStyle w:val="ListBullet"/>
-        <w:spacing w:after="44"/>
-        <w:ind w:left="259" w:hanging="173"/>
-      </w:pPr>
-      <w:r>
-        <w:t>Ví dụ E_A={B,C,D}; E_B={C,D}. Tức mỗi candidate i được so với các candidate có reward thấp hơn.</w:t>
-      </w:r>
-    </w:p>
-    <w:p>
-      <w:pPr>
-        <w:pStyle w:val="ListBullet"/>
-        <w:spacing w:after="44"/>
-        <w:ind w:left="259" w:hanging="173"/>
-      </w:pPr>
-      <w:r>
-        <w:t>Xác suất của một ad/SID đầy đủ là tích xác suất token có điều kiện:</w:t>
-      </w:r>
-    </w:p>
-    <w:p>
-      <w:pPr>
-        <w:shd w:val="clear" w:color="auto" w:fill="F7F9FC"/>
-        <w:spacing w:before="80" w:after="140"/>
-        <w:jc w:val="center"/>
-      </w:pPr>
-      <w:r>
-        <w:rPr>
-          <w:noProof/>
-        </w:rPr>
-        <w:drawing>
-          <wp:inline distT="0" distB="0" distL="0" distR="0" wp14:anchorId="4169916F" wp14:editId="09FD14DC">
-            <wp:extent cx="5394960" cy="519155"/>
-            <wp:effectExtent l="0" t="0" r="0" b="0"/>
-            <wp:docPr id="14" name="Picture 14"/>
-            <wp:cNvGraphicFramePr>
-              <a:graphicFrameLocks xmlns:a="http://schemas.openxmlformats.org/drawingml/2006/main" noChangeAspect="1"/>
-            </wp:cNvGraphicFramePr>
-            <a:graphic xmlns:a="http://schemas.openxmlformats.org/drawingml/2006/main">
-              <a:graphicData uri="http://schemas.openxmlformats.org/drawingml/2006/picture">
-                <pic:pic xmlns:pic="http://schemas.openxmlformats.org/drawingml/2006/picture">
-                  <pic:nvPicPr>
-                    <pic:cNvPr id="0" name="prob.png"/>
                     <pic:cNvPicPr/>
                   </pic:nvPicPr>
                   <pic:blipFill>
@@ -2346,7 +2830,7 @@
         <w:ind w:left="259" w:hanging="173"/>
       </w:pPr>
       <w:r>
-        <w:t>Ghi chú ví dụ: nếu q_B−q_A và q_C−q_A âm lớn thì exp(q_j−q_i) rất nhỏ ⇒ loss nhỏ; mục tiêu là model xếp ad có reward cao lên trên.</w:t>
+        <w:t>Ví dụ E_A={B,C,D}; E_B={C,D}. Tức mỗi candidate i được so với các candidate có reward thấp hơn.</w:t>
       </w:r>
     </w:p>
     <w:p>
@@ -2356,154 +2840,7 @@
         <w:ind w:left="259" w:hanging="173"/>
       </w:pPr>
       <w:r>
-        <w:t>Công thức loss RSPO chi tiết trong ảnh viết tay không đủ rõ để chép nguyên xi; phần định nghĩa Eᵢ và trực giác ranking ở trên là phần đọc được chắc chắn.</w:t>
-      </w:r>
-    </w:p>
-    <w:p>
-      <w:pPr>
-        <w:pStyle w:val="Heading2"/>
-      </w:pPr>
-      <w:r>
-        <w:t>6.9. Serving / Dynamic Beam (ghi chú từ vở)</w:t>
-      </w:r>
-    </w:p>
-    <w:p>
-      <w:pPr>
-        <w:pStyle w:val="ListBullet"/>
-        <w:spacing w:after="44"/>
-        <w:ind w:left="259" w:hanging="173"/>
-      </w:pPr>
-      <w:r>
-        <w:t>Có ghi empirical test giảm beam: cấu hình fixed [512,512,512] và progressive beam [128,256,512] / các biến thể; ghi chú QPS tăng khoảng 27%–45% tùy cấu hình.</w:t>
-      </w:r>
-    </w:p>
-    <w:p>
-      <w:pPr>
-        <w:pStyle w:val="ListBullet"/>
-        <w:spacing w:after="44"/>
-        <w:ind w:left="259" w:hanging="173"/>
-      </w:pPr>
-      <w:r>
-        <w:t>Traffic-aware: khi traffic thấp có thể tăng tổng beam / tận dụng compute slack; khi peak giảm beam để giữ serving budget.</w:t>
-      </w:r>
-    </w:p>
-    <w:p>
-      <w:pPr>
-        <w:pStyle w:val="ListBullet"/>
-        <w:spacing w:after="44"/>
-        <w:ind w:left="259" w:hanging="173"/>
-      </w:pPr>
-      <w:r>
-        <w:t>Có ghi một “unified learning” weight A ∈ [0,1] để cân bằng VSL và RSPO; công thức trên ảnh khó đọc hoàn toàn nên cần đối chiếu paper trước khi dùng.</w:t>
-      </w:r>
-    </w:p>
-    <w:p>
-      <w:r>
-        <w:br w:type="page"/>
-      </w:r>
-    </w:p>
-    <w:p>
-      <w:pPr>
-        <w:pStyle w:val="Heading1"/>
-        <w:pBdr>
-          <w:bottom w:val="single" w:sz="7" w:space="2" w:color="D6E1EF"/>
-        </w:pBdr>
-      </w:pPr>
-      <w:r>
-        <w:lastRenderedPageBreak/>
-        <w:t>7. TSGR / Query-conditioned SID / VRM</w:t>
-      </w:r>
-    </w:p>
-    <w:p>
-      <w:pPr>
-        <w:pStyle w:val="Heading2"/>
-      </w:pPr>
-      <w:r>
-        <w:t>7.1. Query-conditioned level-3 SID (QP-SID)</w:t>
-      </w:r>
-    </w:p>
-    <w:p>
-      <w:pPr>
-        <w:pStyle w:val="ListBullet"/>
-        <w:spacing w:after="44"/>
-        <w:ind w:left="259" w:hanging="173"/>
-      </w:pPr>
-      <w:r>
-        <w:t>Ghi chú: SID level 3 được xem như rank/position của item theo query-specific ordering π_query; nếu không match thì fallback về π₀.</w:t>
-      </w:r>
-    </w:p>
-    <w:p>
-      <w:pPr>
-        <w:pStyle w:val="ListBullet"/>
-        <w:spacing w:after="44"/>
-        <w:ind w:left="259" w:hanging="173"/>
-      </w:pPr>
-      <w:r>
-        <w:t>Có ký hiệu t* để chọn ordering phù hợp nhất với query; biểu thức argmax trong ảnh không đủ rõ nên không chép chính xác.</w:t>
-      </w:r>
-    </w:p>
-    <w:p>
-      <w:pPr>
-        <w:pStyle w:val="ListBullet"/>
-        <w:spacing w:after="44"/>
-        <w:ind w:left="259" w:hanging="173"/>
-      </w:pPr>
-      <w:r>
-        <w:t>Ví dụ “iphone magsafe case”: session có pay→B, click→D, pv→A, unpv→C; semantic prefix (c₁,c₂)=(10,5).</w:t>
-      </w:r>
-    </w:p>
-    <w:p>
-      <w:pPr>
-        <w:pStyle w:val="ListBullet"/>
-        <w:spacing w:after="44"/>
-        <w:ind w:left="259" w:hanging="173"/>
-      </w:pPr>
-      <w:r>
-        <w:t>Query match “magsafe”, ordering ghi trong vở: B→0, D→1, A→4.</w:t>
-      </w:r>
-    </w:p>
-    <w:p>
-      <w:pPr>
-        <w:shd w:val="clear" w:color="auto" w:fill="EEF4FB"/>
-        <w:spacing w:before="80" w:after="140"/>
-        <w:jc w:val="center"/>
-      </w:pPr>
-      <w:r>
-        <w:rPr>
-          <w:b/>
-          <w:i/>
-          <w:color w:val="184376"/>
-          <w:sz w:val="22"/>
-        </w:rPr>
-        <w:t>B = (10,5,0),   D = (10,5,1),   A = (10,5,4)</w:t>
-      </w:r>
-    </w:p>
-    <w:p>
-      <w:pPr>
-        <w:pStyle w:val="ListBullet"/>
-        <w:spacing w:after="44"/>
-        <w:ind w:left="259" w:hanging="173"/>
-      </w:pPr>
-      <w:r>
-        <w:t>Loss weighting được ghi: pay &gt; click &gt; pv; một ví dụ ở mép trang tương ứng 3 : 2 : 1.</w:t>
-      </w:r>
-    </w:p>
-    <w:p>
-      <w:pPr>
-        <w:pStyle w:val="Heading2"/>
-      </w:pPr>
-      <w:r>
-        <w:t>7.2. VRM</w:t>
-      </w:r>
-    </w:p>
-    <w:p>
-      <w:pPr>
-        <w:pStyle w:val="ListBullet"/>
-        <w:spacing w:after="44"/>
-        <w:ind w:left="259" w:hanging="173"/>
-      </w:pPr>
-      <w:r>
-        <w:t>Luồng ghi trong vở: item representation + user/context hidden states → mean pooling + cross-attention → predictor heads.</w:t>
+        <w:t>Xác suất của một ad/SID đầy đủ là tích xác suất token có điều kiện:</w:t>
       </w:r>
     </w:p>
     <w:p>
@@ -2517,10 +2854,10 @@
           <w:noProof/>
         </w:rPr>
         <w:drawing>
-          <wp:inline distT="0" distB="0" distL="0" distR="0" wp14:anchorId="4D1604FA" wp14:editId="60C9C87B">
+          <wp:inline distT="0" distB="0" distL="0" distR="0" wp14:anchorId="4169916F" wp14:editId="09FD14DC">
             <wp:extent cx="5394960" cy="519155"/>
             <wp:effectExtent l="0" t="0" r="0" b="0"/>
-            <wp:docPr id="15" name="Picture 15"/>
+            <wp:docPr id="14" name="Picture 14"/>
             <wp:cNvGraphicFramePr>
               <a:graphicFrameLocks xmlns:a="http://schemas.openxmlformats.org/drawingml/2006/main" noChangeAspect="1"/>
             </wp:cNvGraphicFramePr>
@@ -2528,7 +2865,7 @@
               <a:graphicData uri="http://schemas.openxmlformats.org/drawingml/2006/picture">
                 <pic:pic xmlns:pic="http://schemas.openxmlformats.org/drawingml/2006/picture">
                   <pic:nvPicPr>
-                    <pic:cNvPr id="0" name="qkv.png"/>
+                    <pic:cNvPr id="0" name="prob.png"/>
                     <pic:cNvPicPr/>
                   </pic:nvPicPr>
                   <pic:blipFill>
@@ -2560,7 +2897,7 @@
         <w:ind w:left="259" w:hanging="173"/>
       </w:pPr>
       <w:r>
-        <w:t>u (pooled user representation) được ghi là global context; cross-attention dùng full Hᵤ để lấy candidate-specific interaction.</w:t>
+        <w:t>Ghi chú ví dụ: nếu q_B−q_A và q_C−q_A âm lớn thì exp(q_j−q_i) rất nhỏ ⇒ loss nhỏ; mục tiêu là model xếp ad có reward cao lên trên.</w:t>
       </w:r>
     </w:p>
     <w:p>
@@ -2570,11 +2907,343 @@
         <w:ind w:left="259" w:hanging="173"/>
       </w:pPr>
       <w:r>
-        <w:t>Các head/output được ghi liên quan PV / CTR / CVR; phần ký hiệu từng y-hat ở ảnh hơi mờ nhưng cấu trúc ba nhánh là rõ</w:t>
-      </w:r>
+        <w:t>Công thức loss RSPO chi tiết trong ảnh viết tay không đủ rõ để chép nguyên xi; phần định nghĩa Eᵢ và trực giác ranking ở trên là phần đọc được chắc chắn.</w:t>
+      </w:r>
+    </w:p>
+    <w:p>
+      <w:pPr>
+        <w:pStyle w:val="Heading2"/>
+        <w:rPr>
+          <w:lang w:val="vi-VN"/>
+        </w:rPr>
+      </w:pPr>
+      <w:r>
+        <w:t>6.9. Serving / Dynamic Beam</w:t>
+      </w:r>
+    </w:p>
+    <w:p>
+      <w:pPr>
+        <w:pStyle w:val="ListBullet"/>
+        <w:spacing w:after="44"/>
+        <w:ind w:left="259" w:hanging="173"/>
+        <w:rPr>
+          <w:lang w:val="vi-VN"/>
+        </w:rPr>
+      </w:pPr>
+      <w:r>
+        <w:rPr>
+          <w:lang w:val="vi-VN"/>
+        </w:rPr>
+        <w:t>Có ghi empirical test giảm beam: cấu hình fixed [512,512,512] và progressive beam [128,256,512] / các biến thể; ghi chú QPS tăng khoảng 27%–45% tùy cấu hình.</w:t>
+      </w:r>
+    </w:p>
+    <w:p>
+      <w:pPr>
+        <w:pStyle w:val="ListBullet"/>
+        <w:spacing w:after="44"/>
+        <w:ind w:left="259" w:hanging="173"/>
+      </w:pPr>
+      <w:r>
+        <w:t xml:space="preserve">Traffic-aware: </w:t>
+      </w:r>
+      <w:proofErr w:type="spellStart"/>
+      <w:r>
+        <w:t>khi</w:t>
+      </w:r>
+      <w:proofErr w:type="spellEnd"/>
+      <w:r>
+        <w:t xml:space="preserve"> traffic </w:t>
+      </w:r>
+      <w:proofErr w:type="spellStart"/>
+      <w:r>
+        <w:t>thấp</w:t>
+      </w:r>
+      <w:proofErr w:type="spellEnd"/>
+      <w:r>
+        <w:t xml:space="preserve"> </w:t>
+      </w:r>
+      <w:proofErr w:type="spellStart"/>
+      <w:r>
+        <w:t>có</w:t>
+      </w:r>
+      <w:proofErr w:type="spellEnd"/>
+      <w:r>
+        <w:t xml:space="preserve"> thể tăng tổng beam / tận dụng compute slack; khi peak giảm beam để giữ serving budget.</w:t>
+      </w:r>
+    </w:p>
+    <w:p>
+      <w:pPr>
+        <w:pStyle w:val="ListBullet"/>
+        <w:spacing w:after="44"/>
+        <w:ind w:left="259" w:hanging="173"/>
+      </w:pPr>
+      <w:r>
+        <w:t>Có ghi một “unified learning” weight A ∈ [0,1] để cân bằng VSL và RSPO; công thức trên ảnh khó đọc hoàn toàn nên cần đối chiếu paper trước khi dùng.</w:t>
+      </w:r>
+    </w:p>
+    <w:p>
+      <w:r>
+        <w:br w:type="page"/>
+      </w:r>
+    </w:p>
+    <w:p>
+      <w:pPr>
+        <w:pStyle w:val="Heading1"/>
+        <w:pBdr>
+          <w:bottom w:val="single" w:sz="7" w:space="2" w:color="D6E1EF"/>
+        </w:pBdr>
+      </w:pPr>
+      <w:r>
+        <w:lastRenderedPageBreak/>
+        <w:t>7. TSGR / Query-conditioned SID / VRM</w:t>
+      </w:r>
+    </w:p>
+    <w:p>
+      <w:pPr>
+        <w:pStyle w:val="Heading2"/>
+      </w:pPr>
+      <w:r>
+        <w:t>7.1. Query-conditioned level-3 SID (QP-SID)</w:t>
+      </w:r>
+    </w:p>
+    <w:p>
+      <w:pPr>
+        <w:pStyle w:val="ListBullet"/>
+        <w:spacing w:after="44"/>
+        <w:ind w:left="259" w:hanging="173"/>
+      </w:pPr>
+      <w:r>
+        <w:t>Ghi chú: SID level 3 được xem như rank/position của item theo query-specific ordering π_query; nếu không match thì fallback về π₀.</w:t>
+      </w:r>
+    </w:p>
+    <w:p>
+      <w:pPr>
+        <w:pStyle w:val="ListBullet"/>
+        <w:spacing w:after="44"/>
+        <w:ind w:left="259" w:hanging="173"/>
+      </w:pPr>
+      <w:r>
+        <w:t>Có ký hiệu t* để chọn ordering phù hợp nhất với query; biểu thức argmax trong ảnh không đủ rõ nên không chép chính xác.</w:t>
+      </w:r>
+    </w:p>
+    <w:p>
+      <w:pPr>
+        <w:pStyle w:val="ListBullet"/>
+        <w:spacing w:after="44"/>
+        <w:ind w:left="259" w:hanging="173"/>
+      </w:pPr>
+      <w:r>
+        <w:t>Ví dụ “iphone magsafe case”: session có pay→B, click→D, pv→A, unpv→C; semantic prefix (c₁,c₂)=(10,5).</w:t>
+      </w:r>
+    </w:p>
+    <w:p>
+      <w:pPr>
+        <w:pStyle w:val="ListBullet"/>
+        <w:spacing w:after="44"/>
+        <w:ind w:left="259" w:hanging="173"/>
+      </w:pPr>
+      <w:r>
+        <w:t>Query match “magsafe”, ordering ghi trong vở: B→0, D→1, A→4.</w:t>
+      </w:r>
+    </w:p>
+    <w:p>
+      <w:pPr>
+        <w:shd w:val="clear" w:color="auto" w:fill="EEF4FB"/>
+        <w:spacing w:before="80" w:after="140"/>
+        <w:jc w:val="center"/>
+      </w:pPr>
+      <w:r>
+        <w:rPr>
+          <w:b/>
+          <w:i/>
+          <w:color w:val="184376"/>
+          <w:sz w:val="22"/>
+        </w:rPr>
+        <w:t>B = (10,5,0),   D = (10,5,1),   A = (10,5,4)</w:t>
+      </w:r>
+    </w:p>
+    <w:p>
+      <w:pPr>
+        <w:pStyle w:val="ListBullet"/>
+        <w:spacing w:after="44"/>
+        <w:ind w:left="259" w:hanging="173"/>
+      </w:pPr>
+      <w:r>
+        <w:t>Loss weighting được ghi: pay &gt; click &gt; pv; một ví dụ ở mép trang tương ứng 3 : 2 : 1.</w:t>
+      </w:r>
+    </w:p>
+    <w:p>
+      <w:pPr>
+        <w:pStyle w:val="Heading2"/>
+      </w:pPr>
+      <w:r>
+        <w:t>7.2. VRM</w:t>
+      </w:r>
+    </w:p>
+    <w:p>
+      <w:pPr>
+        <w:pStyle w:val="ListBullet"/>
+        <w:spacing w:after="44"/>
+        <w:ind w:left="259" w:hanging="173"/>
+      </w:pPr>
+      <w:r>
+        <w:t>Luồng ghi trong vở: item representation + user/context hidden states → mean pooling + cross-attention → predictor heads.</w:t>
+      </w:r>
+    </w:p>
+    <w:p>
+      <w:pPr>
+        <w:shd w:val="clear" w:color="auto" w:fill="F7F9FC"/>
+        <w:spacing w:before="80" w:after="140"/>
+        <w:jc w:val="center"/>
+      </w:pPr>
+      <w:r>
+        <w:rPr>
+          <w:noProof/>
+        </w:rPr>
+        <w:drawing>
+          <wp:inline distT="0" distB="0" distL="0" distR="0" wp14:anchorId="4D1604FA" wp14:editId="60C9C87B">
+            <wp:extent cx="5394960" cy="519155"/>
+            <wp:effectExtent l="0" t="0" r="0" b="0"/>
+            <wp:docPr id="15" name="Picture 15"/>
+            <wp:cNvGraphicFramePr>
+              <a:graphicFrameLocks xmlns:a="http://schemas.openxmlformats.org/drawingml/2006/main" noChangeAspect="1"/>
+            </wp:cNvGraphicFramePr>
+            <a:graphic xmlns:a="http://schemas.openxmlformats.org/drawingml/2006/main">
+              <a:graphicData uri="http://schemas.openxmlformats.org/drawingml/2006/picture">
+                <pic:pic xmlns:pic="http://schemas.openxmlformats.org/drawingml/2006/picture">
+                  <pic:nvPicPr>
+                    <pic:cNvPr id="0" name="qkv.png"/>
+                    <pic:cNvPicPr/>
+                  </pic:nvPicPr>
+                  <pic:blipFill>
+                    <a:blip r:embed="rId27"/>
+                    <a:stretch>
+                      <a:fillRect/>
+                    </a:stretch>
+                  </pic:blipFill>
+                  <pic:spPr>
+                    <a:xfrm>
+                      <a:off x="0" y="0"/>
+                      <a:ext cx="5394960" cy="519155"/>
+                    </a:xfrm>
+                    <a:prstGeom prst="rect">
+                      <a:avLst/>
+                    </a:prstGeom>
+                  </pic:spPr>
+                </pic:pic>
+              </a:graphicData>
+            </a:graphic>
+          </wp:inline>
+        </w:drawing>
+      </w:r>
+    </w:p>
+    <w:p>
+      <w:pPr>
+        <w:pStyle w:val="ListBullet"/>
+        <w:spacing w:after="44"/>
+        <w:ind w:left="259" w:hanging="173"/>
+      </w:pPr>
+      <w:r>
+        <w:t>u (pooled user representation) được ghi là global context; cross-attention dùng full Hᵤ để lấy candidate-specific interaction.</w:t>
+      </w:r>
+    </w:p>
+    <w:p>
+      <w:pPr>
+        <w:pStyle w:val="ListBullet"/>
+        <w:spacing w:after="44"/>
+        <w:ind w:left="259" w:hanging="173"/>
+      </w:pPr>
+      <w:r>
+        <w:t xml:space="preserve">Các head/output được ghi liên quan PV / CTR / CVR; phần ký hiệu </w:t>
+      </w:r>
+      <w:proofErr w:type="spellStart"/>
+      <w:r>
+        <w:t>từng</w:t>
+      </w:r>
+      <w:proofErr w:type="spellEnd"/>
+      <w:r>
+        <w:t xml:space="preserve"> y-hat ở </w:t>
+      </w:r>
+      <w:proofErr w:type="spellStart"/>
+      <w:r>
+        <w:t>ảnh</w:t>
+      </w:r>
+      <w:proofErr w:type="spellEnd"/>
+      <w:r>
+        <w:t xml:space="preserve"> </w:t>
+      </w:r>
+      <w:proofErr w:type="spellStart"/>
+      <w:r>
+        <w:t>hơi</w:t>
+      </w:r>
+      <w:proofErr w:type="spellEnd"/>
+      <w:r>
+        <w:t xml:space="preserve"> </w:t>
+      </w:r>
+      <w:proofErr w:type="spellStart"/>
+      <w:r>
+        <w:t>mờ</w:t>
+      </w:r>
+      <w:proofErr w:type="spellEnd"/>
+      <w:r>
+        <w:t xml:space="preserve"> </w:t>
+      </w:r>
+      <w:proofErr w:type="spellStart"/>
+      <w:r>
+        <w:t>nhưng</w:t>
+      </w:r>
+      <w:proofErr w:type="spellEnd"/>
+      <w:r>
+        <w:t xml:space="preserve"> </w:t>
+      </w:r>
+      <w:proofErr w:type="spellStart"/>
+      <w:r>
+        <w:t>cấu</w:t>
+      </w:r>
+      <w:proofErr w:type="spellEnd"/>
+      <w:r>
+        <w:t xml:space="preserve"> </w:t>
+      </w:r>
+      <w:proofErr w:type="spellStart"/>
+      <w:r>
+        <w:t>trúc</w:t>
+      </w:r>
+      <w:proofErr w:type="spellEnd"/>
+      <w:r>
+        <w:t xml:space="preserve"> </w:t>
+      </w:r>
+      <w:proofErr w:type="spellStart"/>
+      <w:r>
+        <w:t>ba</w:t>
+      </w:r>
+      <w:proofErr w:type="spellEnd"/>
+      <w:r>
+        <w:t xml:space="preserve"> </w:t>
+      </w:r>
+      <w:proofErr w:type="spellStart"/>
+      <w:r>
+        <w:t>nhánh</w:t>
+      </w:r>
+      <w:proofErr w:type="spellEnd"/>
+      <w:r>
+        <w:t xml:space="preserve"> </w:t>
+      </w:r>
+      <w:proofErr w:type="spellStart"/>
+      <w:r>
+        <w:t>là</w:t>
+      </w:r>
+      <w:proofErr w:type="spellEnd"/>
+      <w:r>
+        <w:t xml:space="preserve"> </w:t>
+      </w:r>
+      <w:proofErr w:type="spellStart"/>
+      <w:r>
+        <w:t>rõ</w:t>
+      </w:r>
+      <w:proofErr w:type="spellEnd"/>
     </w:p>
     <w:sectPr>
-      <w:footerReference w:type="default" r:id="rId27"/>
+      <w:footerReference w:type="default" r:id="rId28"/>
       <w:pgSz w:w="12240" w:h="15840"/>
       <w:pgMar w:top="893" w:right="1037" w:bottom="893" w:left="1037" w:header="720" w:footer="720" w:gutter="0"/>
       <w:cols w:space="720"/>
@@ -3465,7 +4134,6 @@
   <w:style w:type="character" w:default="1" w:styleId="DefaultParagraphFont">
     <w:name w:val="Default Paragraph Font"/>
     <w:uiPriority w:val="1"/>
-    <w:semiHidden/>
     <w:unhideWhenUsed/>
   </w:style>
   <w:style w:type="table" w:default="1" w:styleId="TableNormal">

--- a/docs/18-08/Note.docx
+++ b/docs/18-08/Note.docx
@@ -237,7 +237,15 @@
         <w:ind w:left="259" w:hanging="173"/>
       </w:pPr>
       <w:r>
-        <w:t>Nếu q và d đã normalize (||q|| = ||d|| = 1) thì q · d = cos(q, d).</w:t>
+        <w:t xml:space="preserve">Nếu q và d đã normalize (||q|| = ||d|| = 1) thì q · d = </w:t>
+      </w:r>
+      <w:proofErr w:type="gramStart"/>
+      <w:r>
+        <w:t>cos(</w:t>
+      </w:r>
+      <w:proofErr w:type="gramEnd"/>
+      <w:r>
+        <w:t>q, d).</w:t>
       </w:r>
     </w:p>
     <w:p>
@@ -656,7 +664,15 @@
         <w:ind w:left="259" w:hanging="173"/>
       </w:pPr>
       <w:r>
-        <w:t>log trả lời câu hỏi “cơ số phải nâng lũy thừa bao nhiêu?”. Ví dụ: 2³ = 8 ⇒ log₂(8) = 3.</w:t>
+        <w:t>log trả lời câu hỏi “cơ số phải nâng lũy thừa bao nhiêu?”. Ví dụ: 2³ = 8 ⇒ log</w:t>
+      </w:r>
+      <w:proofErr w:type="gramStart"/>
+      <w:r>
+        <w:t>₂(</w:t>
+      </w:r>
+      <w:proofErr w:type="gramEnd"/>
+      <w:r>
+        <w:t>8) = 3.</w:t>
       </w:r>
     </w:p>
     <w:p>
@@ -713,7 +729,23 @@
         <w:ind w:left="259" w:hanging="173"/>
       </w:pPr>
       <w:r>
-        <w:t>Ví dụ trong ghi chép: ln(0.01) ≈ −4.605 và e^(−4.605) ≈ 0.01.</w:t>
+        <w:t xml:space="preserve">Ví dụ trong ghi chép: </w:t>
+      </w:r>
+      <w:proofErr w:type="gramStart"/>
+      <w:r>
+        <w:t>ln(</w:t>
+      </w:r>
+      <w:proofErr w:type="gramEnd"/>
+      <w:r>
+        <w:t>0.01) ≈ −4.605 và e</w:t>
+      </w:r>
+      <w:proofErr w:type="gramStart"/>
+      <w:r>
+        <w:t>^(</w:t>
+      </w:r>
+      <w:proofErr w:type="gramEnd"/>
+      <w:r>
+        <w:t>−4.605) ≈ 0.01.</w:t>
       </w:r>
     </w:p>
     <w:p>
@@ -1374,13 +1406,59 @@
           <w:lang w:val="vi-VN"/>
         </w:rPr>
       </w:pPr>
+      <w:proofErr w:type="spellStart"/>
       <w:r>
         <w:rPr>
           <w:i/>
           <w:color w:val="5F6978"/>
           <w:sz w:val="17"/>
         </w:rPr>
-        <w:t xml:space="preserve">Hình minh họa Residual Quantization </w:t>
+        <w:t>Hình</w:t>
+      </w:r>
+      <w:proofErr w:type="spellEnd"/>
+      <w:r>
+        <w:rPr>
+          <w:i/>
+          <w:color w:val="5F6978"/>
+          <w:sz w:val="17"/>
+        </w:rPr>
+        <w:t xml:space="preserve"> </w:t>
+      </w:r>
+      <w:proofErr w:type="spellStart"/>
+      <w:r>
+        <w:rPr>
+          <w:i/>
+          <w:color w:val="5F6978"/>
+          <w:sz w:val="17"/>
+        </w:rPr>
+        <w:t>minh</w:t>
+      </w:r>
+      <w:proofErr w:type="spellEnd"/>
+      <w:r>
+        <w:rPr>
+          <w:i/>
+          <w:color w:val="5F6978"/>
+          <w:sz w:val="17"/>
+        </w:rPr>
+        <w:t xml:space="preserve"> </w:t>
+      </w:r>
+      <w:proofErr w:type="spellStart"/>
+      <w:r>
+        <w:rPr>
+          <w:i/>
+          <w:color w:val="5F6978"/>
+          <w:sz w:val="17"/>
+        </w:rPr>
+        <w:t>họa</w:t>
+      </w:r>
+      <w:proofErr w:type="spellEnd"/>
+      <w:r>
+        <w:rPr>
+          <w:i/>
+          <w:color w:val="5F6978"/>
+          <w:sz w:val="17"/>
+        </w:rPr>
+        <w:t xml:space="preserve"> Residual Quantization </w:t>
       </w:r>
       <w:proofErr w:type="spellStart"/>
       <w:r>
@@ -1965,6 +2043,7 @@
       </w:pPr>
       <w:r>
         <w:rPr>
+          <w:noProof/>
           <w:lang w:val="vi-VN"/>
         </w:rPr>
         <w:drawing>
@@ -2195,7 +2274,15 @@
         <w:ind w:left="259" w:hanging="173"/>
       </w:pPr>
       <w:r>
-        <w:t>Nếu |Iᵤ ∩ Iᵥ| lớn thì contribution của cặp user u,v giảm.</w:t>
+        <w:t xml:space="preserve">Nếu |Iᵤ ∩ Iᵥ| lớn thì contribution của cặp user </w:t>
+      </w:r>
+      <w:proofErr w:type="gramStart"/>
+      <w:r>
+        <w:t>u,v</w:t>
+      </w:r>
+      <w:proofErr w:type="gramEnd"/>
+      <w:r>
+        <w:t xml:space="preserve"> giảm.</w:t>
       </w:r>
     </w:p>
     <w:p>
@@ -2337,7 +2424,23 @@
         <w:ind w:left="259" w:hanging="173"/>
       </w:pPr>
       <w:r>
-        <w:t>Ví dụ ghi trong vở: sim(A,B)=0.8 và sim(A,C)=0.7 là positive từ Swing.</w:t>
+        <w:t>Ví dụ ghi trong vở: sim(</w:t>
+      </w:r>
+      <w:proofErr w:type="gramStart"/>
+      <w:r>
+        <w:t>A,B</w:t>
+      </w:r>
+      <w:proofErr w:type="gramEnd"/>
+      <w:r>
+        <w:t>)=0.8 và sim(</w:t>
+      </w:r>
+      <w:proofErr w:type="gramStart"/>
+      <w:r>
+        <w:t>A,C</w:t>
+      </w:r>
+      <w:proofErr w:type="gramEnd"/>
+      <w:r>
+        <w:t>)=0.7 là positive từ Swing.</w:t>
       </w:r>
     </w:p>
     <w:p>
@@ -2357,7 +2460,23 @@
         <w:ind w:left="259" w:hanging="173"/>
       </w:pPr>
       <w:r>
-        <w:t>Nếu positive/all ≈ 0.9 thì −log(0.9) ≈ 0.105 ⇒ loss nhỏ. Nếu positive/all ≈ 0.1 thì −log(0.1) ≈ 2.303 ⇒ loss lớn.</w:t>
+        <w:t>Nếu positive/all ≈ 0.9 thì −</w:t>
+      </w:r>
+      <w:proofErr w:type="gramStart"/>
+      <w:r>
+        <w:t>log(</w:t>
+      </w:r>
+      <w:proofErr w:type="gramEnd"/>
+      <w:r>
+        <w:t>0.9) ≈ 0.105 ⇒ loss nhỏ. Nếu positive/all ≈ 0.1 thì −</w:t>
+      </w:r>
+      <w:proofErr w:type="gramStart"/>
+      <w:r>
+        <w:t>log(</w:t>
+      </w:r>
+      <w:proofErr w:type="gramEnd"/>
+      <w:r>
+        <w:t>0.1) ≈ 2.303 ⇒ loss lớn.</w:t>
       </w:r>
     </w:p>
     <w:p>
@@ -2604,7 +2723,23 @@
         <w:ind w:left="259" w:hanging="173"/>
       </w:pPr>
       <w:r>
-        <w:t>Beam width được hiểu trên partial SID (x), (x,y), (x,y,z), ...; mỗi candidate mở rộng thành nhiều nhánh.</w:t>
+        <w:t>Beam width được hiểu trên partial SID (x), (</w:t>
+      </w:r>
+      <w:proofErr w:type="gramStart"/>
+      <w:r>
+        <w:t>x,y</w:t>
+      </w:r>
+      <w:proofErr w:type="gramEnd"/>
+      <w:r>
+        <w:t>), (</w:t>
+      </w:r>
+      <w:proofErr w:type="gramStart"/>
+      <w:r>
+        <w:t>x,y</w:t>
+      </w:r>
+      <w:proofErr w:type="gramEnd"/>
+      <w:r>
+        <w:t>,z), ...; mỗi candidate mở rộng thành nhiều nhánh.</w:t>
       </w:r>
     </w:p>
     <w:p>
@@ -2614,183 +2749,47 @@
         <w:ind w:left="259" w:hanging="173"/>
       </w:pPr>
       <w:r>
-        <w:t>Fuse được ghi dạng m̃ₜ = Fuse(mₜ, sₜ₋₁).</w:t>
-      </w:r>
-    </w:p>
-    <w:p>
-      <w:pPr>
-        <w:pStyle w:val="Heading2"/>
+        <w:t xml:space="preserve">Fuse </w:t>
+      </w:r>
+      <w:proofErr w:type="spellStart"/>
+      <w:r>
+        <w:t>được</w:t>
+      </w:r>
+      <w:proofErr w:type="spellEnd"/>
+      <w:r>
+        <w:t xml:space="preserve"> </w:t>
+      </w:r>
+      <w:proofErr w:type="spellStart"/>
+      <w:r>
+        <w:t>ghi</w:t>
+      </w:r>
+      <w:proofErr w:type="spellEnd"/>
+      <w:r>
+        <w:t xml:space="preserve"> </w:t>
+      </w:r>
+      <w:proofErr w:type="spellStart"/>
+      <w:r>
+        <w:t>dạng</w:t>
+      </w:r>
+      <w:proofErr w:type="spellEnd"/>
+    </w:p>
+    <w:p>
+      <w:pPr>
+        <w:pStyle w:val="ListBullet"/>
+        <w:numPr>
+          <w:ilvl w:val="0"/>
+          <w:numId w:val="0"/>
+        </w:numPr>
+        <w:spacing w:after="44"/>
+        <w:ind w:left="86"/>
       </w:pPr>
       <w:r>
         <w:lastRenderedPageBreak/>
-        <w:t>6.6. Hai luồng train được ghi cho LazyAR / MTP-NTP</w:t>
-      </w:r>
-    </w:p>
-    <w:p>
-      <w:pPr>
-        <w:pStyle w:val="ListBullet"/>
-        <w:spacing w:after="44"/>
-        <w:ind w:left="259" w:hanging="173"/>
-      </w:pPr>
-      <w:r>
-        <w:t>First K layers → shared state mₜ.</w:t>
-      </w:r>
-    </w:p>
-    <w:p>
-      <w:pPr>
-        <w:pStyle w:val="ListBullet"/>
-        <w:spacing w:after="44"/>
-        <w:ind w:left="259" w:hanging="173"/>
-      </w:pPr>
-      <w:r>
-        <w:t>Main branch: Fuse với previous token → đi qua layer K+1...L → predict → MTP loss.</w:t>
-      </w:r>
-    </w:p>
-    <w:p>
-      <w:pPr>
-        <w:pStyle w:val="ListBullet"/>
-        <w:spacing w:after="44"/>
-        <w:ind w:left="259" w:hanging="173"/>
-      </w:pPr>
-      <w:r>
-        <w:t>NTP branch: không Fuse previous token ở nhánh đầu → đi qua layer K+1...L → predict → NTP loss.</w:t>
-      </w:r>
-    </w:p>
-    <w:p>
-      <w:pPr>
-        <w:pStyle w:val="ListBullet"/>
-        <w:spacing w:after="44"/>
-        <w:ind w:left="259" w:hanging="173"/>
-      </w:pPr>
-      <w:r>
-        <w:t xml:space="preserve">Ghi chú tay: s₁ có thể vẫn đi full vanilla AR; các SID token </w:t>
-      </w:r>
-      <w:proofErr w:type="spellStart"/>
-      <w:r>
-        <w:t>sau</w:t>
-      </w:r>
-      <w:proofErr w:type="spellEnd"/>
-      <w:r>
-        <w:t xml:space="preserve"> </w:t>
-      </w:r>
-      <w:proofErr w:type="spellStart"/>
-      <w:r>
-        <w:t>dùng</w:t>
-      </w:r>
-      <w:proofErr w:type="spellEnd"/>
-      <w:r>
-        <w:t xml:space="preserve"> </w:t>
-      </w:r>
-      <w:proofErr w:type="spellStart"/>
-      <w:r>
-        <w:t>LazyAR</w:t>
-      </w:r>
-      <w:proofErr w:type="spellEnd"/>
-      <w:r>
-        <w:t>.</w:t>
-      </w:r>
-    </w:p>
-    <w:p>
-      <w:pPr>
-        <w:pStyle w:val="Heading2"/>
-      </w:pPr>
-      <w:r>
-        <w:t>6.7. VSL (Value-Aware Supervised Learning)</w:t>
-      </w:r>
-    </w:p>
-    <w:p>
-      <w:pPr>
-        <w:pStyle w:val="ListBullet"/>
-        <w:spacing w:after="44"/>
-        <w:ind w:left="259" w:hanging="173"/>
-      </w:pPr>
-      <w:r>
-        <w:t>VSL thêm eCPM/value signal vào training decoder; trong ghi chép có ý “thêm một eCPM token” bên cạnh các SID tokens.</w:t>
-      </w:r>
-    </w:p>
-    <w:p>
-      <w:pPr>
-        <w:pStyle w:val="ListBullet"/>
-        <w:spacing w:after="44"/>
-        <w:ind w:left="259" w:hanging="173"/>
-      </w:pPr>
-      <w:r>
-        <w:t>Luồng tổng quát ghi trong vở: Ad → UAE → RQ-KMeans → UA-SID; user/context → LazyAR decoder → predict SID + eCPM/value.</w:t>
-      </w:r>
-    </w:p>
-    <w:p>
-      <w:pPr>
-        <w:pStyle w:val="ListBullet"/>
-        <w:spacing w:after="44"/>
-        <w:ind w:left="259" w:hanging="173"/>
-      </w:pPr>
-      <w:r>
-        <w:t>Sample weight được ghi dạng w = w_user · w_behavior.</w:t>
-      </w:r>
-    </w:p>
-    <w:p>
-      <w:pPr>
-        <w:pStyle w:val="ListBullet"/>
-        <w:spacing w:after="44"/>
-        <w:ind w:left="259" w:hanging="173"/>
-      </w:pPr>
-      <w:r>
-        <w:t>w_user phản ánh user/ad value; w_behavior phản ánh strength của hành vi (ghi chú: purchase cao hơn impression).</w:t>
-      </w:r>
-    </w:p>
-    <w:p>
-      <w:pPr>
-        <w:pStyle w:val="ListBullet"/>
-        <w:spacing w:after="44"/>
-        <w:ind w:left="259" w:hanging="173"/>
-      </w:pPr>
-      <w:r>
-        <w:t>Công thức loss VSL trong ảnh viết tay bị chồng nét; giữ lại phần cấu trúc/ý nghĩa thay vì đoán hệ số.</w:t>
-      </w:r>
-    </w:p>
-    <w:p>
-      <w:pPr>
-        <w:pStyle w:val="Heading2"/>
-      </w:pPr>
-      <w:r>
-        <w:t>6.8. RSPO: tối ưu ranking/list-wise reward</w:t>
-      </w:r>
-    </w:p>
-    <w:p>
-      <w:pPr>
-        <w:pStyle w:val="ListBullet"/>
-        <w:spacing w:after="44"/>
-        <w:ind w:left="259" w:hanging="173"/>
-      </w:pPr>
-      <w:r>
-        <w:t>Ghi chú nhấn mạnh: không chỉ tối ưu eCPM từng item; cần tối ưu cả rank list.</w:t>
-      </w:r>
-    </w:p>
-    <w:p>
-      <w:pPr>
-        <w:pStyle w:val="ListBullet"/>
-        <w:spacing w:after="44"/>
-        <w:ind w:left="259" w:hanging="173"/>
-      </w:pPr>
-      <w:r>
-        <w:t>Ví dụ reward: y={A,B,C,D}, v_A=10, v_B=7, v_C=3, v_D=1.</w:t>
-      </w:r>
-    </w:p>
-    <w:p>
-      <w:pPr>
-        <w:shd w:val="clear" w:color="auto" w:fill="F7F9FC"/>
-        <w:spacing w:before="80" w:after="140"/>
-        <w:jc w:val="center"/>
-      </w:pPr>
-      <w:r>
-        <w:rPr>
-          <w:noProof/>
-        </w:rPr>
         <w:drawing>
-          <wp:inline distT="0" distB="0" distL="0" distR="0" wp14:anchorId="4C0CE203" wp14:editId="2547753E">
-            <wp:extent cx="5394960" cy="519155"/>
-            <wp:effectExtent l="0" t="0" r="0" b="0"/>
-            <wp:docPr id="13" name="Picture 13"/>
+          <wp:inline distT="0" distB="0" distL="0" distR="0" wp14:anchorId="3A089EC9" wp14:editId="77C05BEF">
+            <wp:extent cx="2187130" cy="441998"/>
+            <wp:effectExtent l="0" t="0" r="3810" b="0"/>
+            <wp:docPr id="1317284718" name="Picture 1"/>
             <wp:cNvGraphicFramePr>
               <a:graphicFrameLocks xmlns:a="http://schemas.openxmlformats.org/drawingml/2006/main" noChangeAspect="1"/>
             </wp:cNvGraphicFramePr>
@@ -2798,7 +2797,7 @@
               <a:graphicData uri="http://schemas.openxmlformats.org/drawingml/2006/picture">
                 <pic:pic xmlns:pic="http://schemas.openxmlformats.org/drawingml/2006/picture">
                   <pic:nvPicPr>
-                    <pic:cNvPr id="0" name="eiset.png"/>
+                    <pic:cNvPr id="1317284718" name=""/>
                     <pic:cNvPicPr/>
                   </pic:nvPicPr>
                   <pic:blipFill>
@@ -2810,7 +2809,7 @@
                   <pic:spPr>
                     <a:xfrm>
                       <a:off x="0" y="0"/>
-                      <a:ext cx="5394960" cy="519155"/>
+                      <a:ext cx="2187130" cy="441998"/>
                     </a:xfrm>
                     <a:prstGeom prst="rect">
                       <a:avLst/>
@@ -2826,11 +2825,151 @@
     <w:p>
       <w:pPr>
         <w:pStyle w:val="ListBullet"/>
+        <w:numPr>
+          <w:ilvl w:val="0"/>
+          <w:numId w:val="0"/>
+        </w:numPr>
         <w:spacing w:after="44"/>
-        <w:ind w:left="259" w:hanging="173"/>
-      </w:pPr>
-      <w:r>
-        <w:t>Ví dụ E_A={B,C,D}; E_B={C,D}. Tức mỗi candidate i được so với các candidate có reward thấp hơn.</w:t>
+        <w:ind w:left="86"/>
+      </w:pPr>
+      <w:r>
+        <w:drawing>
+          <wp:inline distT="0" distB="0" distL="0" distR="0" wp14:anchorId="021C3A23" wp14:editId="0FEEF13D">
+            <wp:extent cx="1181202" cy="297206"/>
+            <wp:effectExtent l="0" t="0" r="0" b="7620"/>
+            <wp:docPr id="667678884" name="Picture 1"/>
+            <wp:cNvGraphicFramePr>
+              <a:graphicFrameLocks xmlns:a="http://schemas.openxmlformats.org/drawingml/2006/main" noChangeAspect="1"/>
+            </wp:cNvGraphicFramePr>
+            <a:graphic xmlns:a="http://schemas.openxmlformats.org/drawingml/2006/main">
+              <a:graphicData uri="http://schemas.openxmlformats.org/drawingml/2006/picture">
+                <pic:pic xmlns:pic="http://schemas.openxmlformats.org/drawingml/2006/picture">
+                  <pic:nvPicPr>
+                    <pic:cNvPr id="667678884" name=""/>
+                    <pic:cNvPicPr/>
+                  </pic:nvPicPr>
+                  <pic:blipFill>
+                    <a:blip r:embed="rId26"/>
+                    <a:stretch>
+                      <a:fillRect/>
+                    </a:stretch>
+                  </pic:blipFill>
+                  <pic:spPr>
+                    <a:xfrm>
+                      <a:off x="0" y="0"/>
+                      <a:ext cx="1181202" cy="297206"/>
+                    </a:xfrm>
+                    <a:prstGeom prst="rect">
+                      <a:avLst/>
+                    </a:prstGeom>
+                  </pic:spPr>
+                </pic:pic>
+              </a:graphicData>
+            </a:graphic>
+          </wp:inline>
+        </w:drawing>
+      </w:r>
+      <w:r>
+        <w:t xml:space="preserve">              </w:t>
+      </w:r>
+      <w:r>
+        <w:t xml:space="preserve">       </w:t>
+      </w:r>
+      <w:r>
+        <w:drawing>
+          <wp:inline distT="0" distB="0" distL="0" distR="0" wp14:anchorId="61B8C48C" wp14:editId="08590D33">
+            <wp:extent cx="2209992" cy="259102"/>
+            <wp:effectExtent l="0" t="0" r="0" b="7620"/>
+            <wp:docPr id="680838866" name="Picture 1"/>
+            <wp:cNvGraphicFramePr>
+              <a:graphicFrameLocks xmlns:a="http://schemas.openxmlformats.org/drawingml/2006/main" noChangeAspect="1"/>
+            </wp:cNvGraphicFramePr>
+            <a:graphic xmlns:a="http://schemas.openxmlformats.org/drawingml/2006/main">
+              <a:graphicData uri="http://schemas.openxmlformats.org/drawingml/2006/picture">
+                <pic:pic xmlns:pic="http://schemas.openxmlformats.org/drawingml/2006/picture">
+                  <pic:nvPicPr>
+                    <pic:cNvPr id="680838866" name=""/>
+                    <pic:cNvPicPr/>
+                  </pic:nvPicPr>
+                  <pic:blipFill>
+                    <a:blip r:embed="rId27"/>
+                    <a:stretch>
+                      <a:fillRect/>
+                    </a:stretch>
+                  </pic:blipFill>
+                  <pic:spPr>
+                    <a:xfrm>
+                      <a:off x="0" y="0"/>
+                      <a:ext cx="2209992" cy="259102"/>
+                    </a:xfrm>
+                    <a:prstGeom prst="rect">
+                      <a:avLst/>
+                    </a:prstGeom>
+                  </pic:spPr>
+                </pic:pic>
+              </a:graphicData>
+            </a:graphic>
+          </wp:inline>
+        </w:drawing>
+      </w:r>
+      <w:r>
+        <w:t xml:space="preserve">                           </w:t>
+      </w:r>
+      <w:r>
+        <w:drawing>
+          <wp:inline distT="0" distB="0" distL="0" distR="0" wp14:anchorId="23A6207A" wp14:editId="3738B6D9">
+            <wp:extent cx="1638442" cy="243861"/>
+            <wp:effectExtent l="0" t="0" r="0" b="3810"/>
+            <wp:docPr id="551566878" name="Picture 1"/>
+            <wp:cNvGraphicFramePr>
+              <a:graphicFrameLocks xmlns:a="http://schemas.openxmlformats.org/drawingml/2006/main" noChangeAspect="1"/>
+            </wp:cNvGraphicFramePr>
+            <a:graphic xmlns:a="http://schemas.openxmlformats.org/drawingml/2006/main">
+              <a:graphicData uri="http://schemas.openxmlformats.org/drawingml/2006/picture">
+                <pic:pic xmlns:pic="http://schemas.openxmlformats.org/drawingml/2006/picture">
+                  <pic:nvPicPr>
+                    <pic:cNvPr id="551566878" name=""/>
+                    <pic:cNvPicPr/>
+                  </pic:nvPicPr>
+                  <pic:blipFill>
+                    <a:blip r:embed="rId28"/>
+                    <a:stretch>
+                      <a:fillRect/>
+                    </a:stretch>
+                  </pic:blipFill>
+                  <pic:spPr>
+                    <a:xfrm>
+                      <a:off x="0" y="0"/>
+                      <a:ext cx="1638442" cy="243861"/>
+                    </a:xfrm>
+                    <a:prstGeom prst="rect">
+                      <a:avLst/>
+                    </a:prstGeom>
+                  </pic:spPr>
+                </pic:pic>
+              </a:graphicData>
+            </a:graphic>
+          </wp:inline>
+        </w:drawing>
+      </w:r>
+    </w:p>
+    <w:p>
+      <w:pPr>
+        <w:pStyle w:val="ListBullet"/>
+        <w:numPr>
+          <w:ilvl w:val="0"/>
+          <w:numId w:val="0"/>
+        </w:numPr>
+        <w:spacing w:after="44"/>
+        <w:ind w:left="360" w:hanging="360"/>
+      </w:pPr>
+    </w:p>
+    <w:p>
+      <w:pPr>
+        <w:pStyle w:val="Heading2"/>
+      </w:pPr>
+      <w:r>
+        <w:t>6.6. Hai luồng train được ghi cho LazyAR / MTP-NTP</w:t>
       </w:r>
     </w:p>
     <w:p>
@@ -2840,13 +2979,155 @@
         <w:ind w:left="259" w:hanging="173"/>
       </w:pPr>
       <w:r>
-        <w:t>Xác suất của một ad/SID đầy đủ là tích xác suất token có điều kiện:</w:t>
-      </w:r>
-    </w:p>
-    <w:p>
-      <w:pPr>
-        <w:shd w:val="clear" w:color="auto" w:fill="F7F9FC"/>
-        <w:spacing w:before="80" w:after="140"/>
+        <w:t>First K layers → shared state mₜ.</w:t>
+      </w:r>
+    </w:p>
+    <w:p>
+      <w:pPr>
+        <w:pStyle w:val="ListBullet"/>
+        <w:spacing w:after="44"/>
+        <w:ind w:left="259" w:hanging="173"/>
+      </w:pPr>
+      <w:r>
+        <w:t>Main branch: Fuse với previous token → đi qua layer K+1...L → predict → MTP loss.</w:t>
+      </w:r>
+    </w:p>
+    <w:p>
+      <w:pPr>
+        <w:pStyle w:val="ListBullet"/>
+        <w:spacing w:after="44"/>
+        <w:ind w:left="259" w:hanging="173"/>
+      </w:pPr>
+      <w:r>
+        <w:t>NTP branch: không Fuse previous token ở nhánh đầu → đi qua layer K+1...L → predict → NTP loss.</w:t>
+      </w:r>
+    </w:p>
+    <w:p>
+      <w:pPr>
+        <w:pStyle w:val="ListBullet"/>
+        <w:spacing w:after="44"/>
+        <w:ind w:left="259" w:hanging="173"/>
+      </w:pPr>
+      <w:r>
+        <w:t xml:space="preserve">Ghi chú tay: s₁ có thể vẫn đi full vanilla AR; </w:t>
+      </w:r>
+      <w:proofErr w:type="spellStart"/>
+      <w:r>
+        <w:t>các</w:t>
+      </w:r>
+      <w:proofErr w:type="spellEnd"/>
+      <w:r>
+        <w:t xml:space="preserve"> SID token </w:t>
+      </w:r>
+      <w:proofErr w:type="spellStart"/>
+      <w:r>
+        <w:t>sau</w:t>
+      </w:r>
+      <w:proofErr w:type="spellEnd"/>
+      <w:r>
+        <w:t xml:space="preserve"> </w:t>
+      </w:r>
+      <w:proofErr w:type="spellStart"/>
+      <w:r>
+        <w:t>dùng</w:t>
+      </w:r>
+      <w:proofErr w:type="spellEnd"/>
+      <w:r>
+        <w:t xml:space="preserve"> </w:t>
+      </w:r>
+      <w:proofErr w:type="spellStart"/>
+      <w:r>
+        <w:t>LazyAR</w:t>
+      </w:r>
+      <w:proofErr w:type="spellEnd"/>
+      <w:r>
+        <w:t>.</w:t>
+      </w:r>
+    </w:p>
+    <w:p>
+      <w:pPr>
+        <w:pStyle w:val="Heading2"/>
+      </w:pPr>
+      <w:r>
+        <w:t>6.7. VSL (Value-Aware Supervised Learning)</w:t>
+      </w:r>
+    </w:p>
+    <w:p>
+      <w:pPr>
+        <w:pStyle w:val="ListBullet"/>
+        <w:spacing w:after="44"/>
+        <w:ind w:left="259" w:hanging="173"/>
+      </w:pPr>
+      <w:r>
+        <w:t>VSL thêm eCPM/value signal vào training decoder; trong ghi chép có ý “thêm một eCPM token” bên cạnh các SID tokens.</w:t>
+      </w:r>
+    </w:p>
+    <w:p>
+      <w:pPr>
+        <w:pStyle w:val="ListBullet"/>
+        <w:spacing w:after="44"/>
+        <w:ind w:left="259" w:hanging="173"/>
+      </w:pPr>
+      <w:r>
+        <w:t>Luồng tổng quát ghi trong vở: Ad → UAE → RQ-KMeans → UA-SID; user/context → LazyAR decoder → predict SID + eCPM/value.</w:t>
+      </w:r>
+    </w:p>
+    <w:p>
+      <w:pPr>
+        <w:pStyle w:val="ListBullet"/>
+        <w:spacing w:after="44"/>
+        <w:ind w:left="259" w:hanging="173"/>
+      </w:pPr>
+      <w:r>
+        <w:t>Sample weight được ghi dạng w = w_user · w_behavior.</w:t>
+      </w:r>
+    </w:p>
+    <w:p>
+      <w:pPr>
+        <w:pStyle w:val="ListBullet"/>
+        <w:spacing w:after="44"/>
+        <w:ind w:left="259" w:hanging="173"/>
+      </w:pPr>
+      <w:r>
+        <w:t>w_user phản ánh user/ad value; w_behavior phản ánh strength của hành vi (ghi chú: purchase cao hơn impression).</w:t>
+      </w:r>
+    </w:p>
+    <w:p>
+      <w:pPr>
+        <w:pStyle w:val="ListBullet"/>
+        <w:spacing w:after="44"/>
+        <w:ind w:left="259" w:hanging="173"/>
+      </w:pPr>
+      <w:r>
+        <w:t>Công thức loss VSL trong ảnh viết tay bị chồng nét; giữ lại phần cấu trúc/ý nghĩa thay vì đoán hệ số.</w:t>
+      </w:r>
+    </w:p>
+    <w:p>
+      <w:pPr>
+        <w:pStyle w:val="Heading2"/>
+      </w:pPr>
+      <w:r>
+        <w:t>6.8. RSPO: tối ưu ranking/list-wise reward</w:t>
+      </w:r>
+    </w:p>
+    <w:p>
+      <w:pPr>
+        <w:pStyle w:val="ListBullet"/>
+      </w:pPr>
+      <w:r>
+        <w:t>RSPO không chỉ hỏi “ad nào reward cao?”, mà hỏi “cả list có được xếp đúng theo reward/eCPM không?”.</w:t>
+      </w:r>
+    </w:p>
+    <w:p>
+      <w:pPr>
+        <w:pStyle w:val="ListBullet"/>
+      </w:pPr>
+      <w:r>
+        <w:t>Với mỗi candidate i, lấy các candidate có reward thấp hơn i để so:</w:t>
+      </w:r>
+    </w:p>
+    <w:p>
+      <w:pPr>
         <w:jc w:val="center"/>
       </w:pPr>
       <w:r>
@@ -2854,10 +3135,63 @@
           <w:noProof/>
         </w:rPr>
         <w:drawing>
-          <wp:inline distT="0" distB="0" distL="0" distR="0" wp14:anchorId="4169916F" wp14:editId="09FD14DC">
-            <wp:extent cx="5394960" cy="519155"/>
+          <wp:inline distT="0" distB="0" distL="0" distR="0" wp14:anchorId="264CDB85" wp14:editId="6D8E3536">
+            <wp:extent cx="3749039" cy="759818"/>
             <wp:effectExtent l="0" t="0" r="0" b="0"/>
-            <wp:docPr id="14" name="Picture 14"/>
+            <wp:docPr id="1966842328" name="Picture 1966842328"/>
+            <wp:cNvGraphicFramePr>
+              <a:graphicFrameLocks xmlns:a="http://schemas.openxmlformats.org/drawingml/2006/main" noChangeAspect="1"/>
+            </wp:cNvGraphicFramePr>
+            <a:graphic xmlns:a="http://schemas.openxmlformats.org/drawingml/2006/main">
+              <a:graphicData uri="http://schemas.openxmlformats.org/drawingml/2006/picture">
+                <pic:pic xmlns:pic="http://schemas.openxmlformats.org/drawingml/2006/picture">
+                  <pic:nvPicPr>
+                    <pic:cNvPr id="0" name="Ei.png"/>
+                    <pic:cNvPicPr/>
+                  </pic:nvPicPr>
+                  <pic:blipFill>
+                    <a:blip r:embed="rId29"/>
+                    <a:stretch>
+                      <a:fillRect/>
+                    </a:stretch>
+                  </pic:blipFill>
+                  <pic:spPr>
+                    <a:xfrm>
+                      <a:off x="0" y="0"/>
+                      <a:ext cx="3749039" cy="759818"/>
+                    </a:xfrm>
+                    <a:prstGeom prst="rect">
+                      <a:avLst/>
+                    </a:prstGeom>
+                  </pic:spPr>
+                </pic:pic>
+              </a:graphicData>
+            </a:graphic>
+          </wp:inline>
+        </w:drawing>
+      </w:r>
+    </w:p>
+    <w:p>
+      <w:pPr>
+        <w:pStyle w:val="ListBullet"/>
+      </w:pPr>
+      <w:r>
+        <w:t>Score của một ad/SID là xác suất sinh cả chuỗi SID:</w:t>
+      </w:r>
+    </w:p>
+    <w:p>
+      <w:pPr>
+        <w:jc w:val="center"/>
+      </w:pPr>
+      <w:r>
+        <w:rPr>
+          <w:noProof/>
+        </w:rPr>
+        <w:drawing>
+          <wp:inline distT="0" distB="0" distL="0" distR="0" wp14:anchorId="039C45CB" wp14:editId="1D2E22E3">
+            <wp:extent cx="5212080" cy="822701"/>
+            <wp:effectExtent l="0" t="0" r="0" b="0"/>
+            <wp:docPr id="1966842329" name="Picture 1966842329"/>
             <wp:cNvGraphicFramePr>
               <a:graphicFrameLocks xmlns:a="http://schemas.openxmlformats.org/drawingml/2006/main" noChangeAspect="1"/>
             </wp:cNvGraphicFramePr>
@@ -2869,7 +3203,7 @@
                     <pic:cNvPicPr/>
                   </pic:nvPicPr>
                   <pic:blipFill>
-                    <a:blip r:embed="rId26"/>
+                    <a:blip r:embed="rId30"/>
                     <a:stretch>
                       <a:fillRect/>
                     </a:stretch>
@@ -2877,7 +3211,7 @@
                   <pic:spPr>
                     <a:xfrm>
                       <a:off x="0" y="0"/>
-                      <a:ext cx="5394960" cy="519155"/>
+                      <a:ext cx="5212080" cy="822701"/>
                     </a:xfrm>
                     <a:prstGeom prst="rect">
                       <a:avLst/>
@@ -2891,23 +3225,741 @@
       </w:r>
     </w:p>
     <w:p>
+      <w:r>
+        <w:rPr>
+          <w:b/>
+          <w:color w:val="1F4E79"/>
+        </w:rPr>
+        <w:t>Gom score của model thành qᵢ cho dễ đọc:</w:t>
+      </w:r>
+    </w:p>
+    <w:p>
+      <w:pPr>
+        <w:jc w:val="center"/>
+      </w:pPr>
+      <w:r>
+        <w:rPr>
+          <w:noProof/>
+        </w:rPr>
+        <w:drawing>
+          <wp:inline distT="0" distB="0" distL="0" distR="0" wp14:anchorId="0DFD2367" wp14:editId="4343DE17">
+            <wp:extent cx="5303520" cy="809587"/>
+            <wp:effectExtent l="0" t="0" r="0" b="0"/>
+            <wp:docPr id="1966842330" name="Picture 1966842330"/>
+            <wp:cNvGraphicFramePr>
+              <a:graphicFrameLocks xmlns:a="http://schemas.openxmlformats.org/drawingml/2006/main" noChangeAspect="1"/>
+            </wp:cNvGraphicFramePr>
+            <a:graphic xmlns:a="http://schemas.openxmlformats.org/drawingml/2006/main">
+              <a:graphicData uri="http://schemas.openxmlformats.org/drawingml/2006/picture">
+                <pic:pic xmlns:pic="http://schemas.openxmlformats.org/drawingml/2006/picture">
+                  <pic:nvPicPr>
+                    <pic:cNvPr id="0" name="qscore.png"/>
+                    <pic:cNvPicPr/>
+                  </pic:nvPicPr>
+                  <pic:blipFill>
+                    <a:blip r:embed="rId31"/>
+                    <a:stretch>
+                      <a:fillRect/>
+                    </a:stretch>
+                  </pic:blipFill>
+                  <pic:spPr>
+                    <a:xfrm>
+                      <a:off x="0" y="0"/>
+                      <a:ext cx="5303520" cy="809587"/>
+                    </a:xfrm>
+                    <a:prstGeom prst="rect">
+                      <a:avLst/>
+                    </a:prstGeom>
+                  </pic:spPr>
+                </pic:pic>
+              </a:graphicData>
+            </a:graphic>
+          </wp:inline>
+        </w:drawing>
+      </w:r>
+    </w:p>
+    <w:p>
       <w:pPr>
         <w:pStyle w:val="ListBullet"/>
-        <w:spacing w:after="44"/>
-        <w:ind w:left="259" w:hanging="173"/>
-      </w:pPr>
-      <w:r>
-        <w:t>Ghi chú ví dụ: nếu q_B−q_A và q_C−q_A âm lớn thì exp(q_j−q_i) rất nhỏ ⇒ loss nhỏ; mục tiêu là model xếp ad có reward cao lên trên.</w:t>
+      </w:pPr>
+      <w:r>
+        <w:t>Cᵢⱼ=0 → bỏ reference; Cᵢⱼ=1 → so current model với reference model để tránh drift.</w:t>
+      </w:r>
+    </w:p>
+    <w:p>
+      <w:r>
+        <w:rPr>
+          <w:b/>
+          <w:color w:val="1F4E79"/>
+        </w:rPr>
+        <w:t>Phần quan trọng nhất:</w:t>
+      </w:r>
+    </w:p>
+    <w:p>
+      <w:pPr>
+        <w:jc w:val="center"/>
+      </w:pPr>
+      <w:r>
+        <w:rPr>
+          <w:noProof/>
+        </w:rPr>
+        <w:drawing>
+          <wp:inline distT="0" distB="0" distL="0" distR="0" wp14:anchorId="1DABF0A0" wp14:editId="683ADC8D">
+            <wp:extent cx="4480560" cy="787635"/>
+            <wp:effectExtent l="0" t="0" r="0" b="0"/>
+            <wp:docPr id="1966842331" name="Picture 1966842331"/>
+            <wp:cNvGraphicFramePr>
+              <a:graphicFrameLocks xmlns:a="http://schemas.openxmlformats.org/drawingml/2006/main" noChangeAspect="1"/>
+            </wp:cNvGraphicFramePr>
+            <a:graphic xmlns:a="http://schemas.openxmlformats.org/drawingml/2006/main">
+              <a:graphicData uri="http://schemas.openxmlformats.org/drawingml/2006/picture">
+                <pic:pic xmlns:pic="http://schemas.openxmlformats.org/drawingml/2006/picture">
+                  <pic:nvPicPr>
+                    <pic:cNvPr id="0" name="rspo_core.png"/>
+                    <pic:cNvPicPr/>
+                  </pic:nvPicPr>
+                  <pic:blipFill>
+                    <a:blip r:embed="rId32"/>
+                    <a:stretch>
+                      <a:fillRect/>
+                    </a:stretch>
+                  </pic:blipFill>
+                  <pic:spPr>
+                    <a:xfrm>
+                      <a:off x="0" y="0"/>
+                      <a:ext cx="4480560" cy="787635"/>
+                    </a:xfrm>
+                    <a:prstGeom prst="rect">
+                      <a:avLst/>
+                    </a:prstGeom>
+                  </pic:spPr>
+                </pic:pic>
+              </a:graphicData>
+            </a:graphic>
+          </wp:inline>
+        </w:drawing>
       </w:r>
     </w:p>
     <w:p>
       <w:pPr>
         <w:pStyle w:val="ListBullet"/>
-        <w:spacing w:after="44"/>
-        <w:ind w:left="259" w:hanging="173"/>
-      </w:pPr>
-      <w:r>
-        <w:t>Công thức loss RSPO chi tiết trong ảnh viết tay không đủ rõ để chép nguyên xi; phần định nghĩa Eᵢ và trực giác ranking ở trên là phần đọc được chắc chắn.</w:t>
+      </w:pPr>
+      <w:r>
+        <w:t>i có reward cao hơn j. Ta muốn qᵢ &gt; qⱼ → qⱼ−qᵢ âm → exp(qⱼ−qᵢ) nhỏ → loss nhỏ.</w:t>
+      </w:r>
+    </w:p>
+    <w:p>
+      <w:pPr>
+        <w:pStyle w:val="ListBullet"/>
+      </w:pPr>
+      <w:r>
+        <w:t>Nếu qⱼ &gt; qᵢ dù reward(j) thấp hơn → exp(qⱼ−qᵢ) lớn → bị phạt.</w:t>
+      </w:r>
+    </w:p>
+    <w:p>
+      <w:pPr>
+        <w:pStyle w:val="ListBullet"/>
+      </w:pPr>
+      <w:r>
+        <w:t>Mᵢⱼ là Lambda/NDCG weight: cặp nào đảo vị trí làm NDCG tệ nhiều thì gradient mạnh hơn.</w:t>
+      </w:r>
+    </w:p>
+    <w:tbl>
+      <w:tblPr>
+        <w:tblW w:w="0" w:type="auto"/>
+        <w:tblLook w:val="04A0" w:firstRow="1" w:lastRow="0" w:firstColumn="1" w:lastColumn="0" w:noHBand="0" w:noVBand="1"/>
+      </w:tblPr>
+      <w:tblGrid>
+        <w:gridCol w:w="10166"/>
+      </w:tblGrid>
+      <w:tr>
+        <w:tc>
+          <w:tcPr>
+            <w:tcW w:w="10166" w:type="dxa"/>
+            <w:shd w:val="clear" w:color="auto" w:fill="EEF5FC"/>
+          </w:tcPr>
+          <w:p>
+            <w:r>
+              <w:rPr>
+                <w:b/>
+                <w:color w:val="1F4E79"/>
+              </w:rPr>
+              <w:lastRenderedPageBreak/>
+              <w:t>Ví dụ A/B/C/D</w:t>
+            </w:r>
+          </w:p>
+          <w:p>
+            <w:pPr>
+              <w:spacing w:after="20"/>
+            </w:pPr>
+            <w:r>
+              <w:t>• Reward/eCPM: A=10, B=7, C=3, D=1 → ideal rank: A &gt; B &gt; C &gt; D.</w:t>
+            </w:r>
+          </w:p>
+          <w:p>
+            <w:pPr>
+              <w:spacing w:after="20"/>
+            </w:pPr>
+            <w:r>
+              <w:t>• Model probability: B=0.45, A=0.30, C=0.15, D=0.10 → model đang xếp B &gt; A &gt; C &gt; D.</w:t>
+            </w:r>
+          </w:p>
+          <w:p>
+            <w:pPr>
+              <w:spacing w:after="20"/>
+            </w:pPr>
+            <w:r>
+              <w:t>• Để dễ tính, tạm Cᵢⱼ=0 và β=1 ⇒ q=ln(p).</w:t>
+            </w:r>
+          </w:p>
+          <w:p>
+            <w:pPr>
+              <w:spacing w:after="20"/>
+            </w:pPr>
+            <w:r>
+              <w:t>• q_A=</w:t>
+            </w:r>
+            <w:proofErr w:type="gramStart"/>
+            <w:r>
+              <w:t>ln(0.30)=</w:t>
+            </w:r>
+            <w:proofErr w:type="gramEnd"/>
+            <w:r>
+              <w:t>−1.204; q_B=</w:t>
+            </w:r>
+            <w:proofErr w:type="gramStart"/>
+            <w:r>
+              <w:t>ln(0.45)=</w:t>
+            </w:r>
+            <w:proofErr w:type="gramEnd"/>
+            <w:r>
+              <w:t>−0.799; q_C=−1.897; q_D=−2.303.</w:t>
+            </w:r>
+          </w:p>
+          <w:p>
+            <w:pPr>
+              <w:spacing w:after="20"/>
+            </w:pPr>
+            <w:r>
+              <w:t>• Với A: E_A={</w:t>
+            </w:r>
+            <w:proofErr w:type="gramStart"/>
+            <w:r>
+              <w:t>B,C</w:t>
+            </w:r>
+            <w:proofErr w:type="gramEnd"/>
+            <w:r>
+              <w:t>,D}. A vs B: q_B−q_A=+0.405 ⇒ exp≈1.50 → phạt lớn vì B reward thấp hơn nhưng model lại xếp trên A.</w:t>
+            </w:r>
+          </w:p>
+          <w:p>
+            <w:pPr>
+              <w:spacing w:after="20"/>
+            </w:pPr>
+            <w:r>
+              <w:t>• A vs C: q_C−q_A=−0.693 ⇒ exp≈0.50; A vs D: exp≈0.33 → hai pair này đang đúng hướng.</w:t>
+            </w:r>
+          </w:p>
+          <w:p>
+            <w:pPr>
+              <w:spacing w:after="20"/>
+            </w:pPr>
+            <w:r>
+              <w:t>• Gradient sẽ kéo score A lên tương đối với B. Khi rank thành A&gt;B&gt;C&gt;D thì loss giảm.</w:t>
+            </w:r>
+          </w:p>
+        </w:tc>
+      </w:tr>
+    </w:tbl>
+    <w:p/>
+    <w:p>
+      <w:r>
+        <w:rPr>
+          <w:b/>
+          <w:color w:val="1F4E79"/>
+        </w:rPr>
+        <w:t>Công thức full của paper (không cần thuộc):</w:t>
+      </w:r>
+    </w:p>
+    <w:p>
+      <w:pPr>
+        <w:jc w:val="center"/>
+      </w:pPr>
+      <w:r>
+        <w:rPr>
+          <w:noProof/>
+        </w:rPr>
+        <w:drawing>
+          <wp:inline distT="0" distB="0" distL="0" distR="0" wp14:anchorId="352BF06E" wp14:editId="71B37251">
+            <wp:extent cx="6400800" cy="775981"/>
+            <wp:effectExtent l="0" t="0" r="0" b="0"/>
+            <wp:docPr id="1966842332" name="Picture 1966842332"/>
+            <wp:cNvGraphicFramePr>
+              <a:graphicFrameLocks xmlns:a="http://schemas.openxmlformats.org/drawingml/2006/main" noChangeAspect="1"/>
+            </wp:cNvGraphicFramePr>
+            <a:graphic xmlns:a="http://schemas.openxmlformats.org/drawingml/2006/main">
+              <a:graphicData uri="http://schemas.openxmlformats.org/drawingml/2006/picture">
+                <pic:pic xmlns:pic="http://schemas.openxmlformats.org/drawingml/2006/picture">
+                  <pic:nvPicPr>
+                    <pic:cNvPr id="0" name="rspo_full.png"/>
+                    <pic:cNvPicPr/>
+                  </pic:nvPicPr>
+                  <pic:blipFill>
+                    <a:blip r:embed="rId33"/>
+                    <a:stretch>
+                      <a:fillRect/>
+                    </a:stretch>
+                  </pic:blipFill>
+                  <pic:spPr>
+                    <a:xfrm>
+                      <a:off x="0" y="0"/>
+                      <a:ext cx="6400800" cy="775981"/>
+                    </a:xfrm>
+                    <a:prstGeom prst="rect">
+                      <a:avLst/>
+                    </a:prstGeom>
+                  </pic:spPr>
+                </pic:pic>
+              </a:graphicData>
+            </a:graphic>
+          </wp:inline>
+        </w:drawing>
+      </w:r>
+    </w:p>
+    <w:p>
+      <w:r>
+        <w:rPr>
+          <w:i/>
+          <w:color w:val="777777"/>
+        </w:rPr>
+        <w:t>Nguồn: GR4AD §3.4.1, Eq. (16)</w:t>
+      </w:r>
+      <w:proofErr w:type="gramStart"/>
+      <w:r>
+        <w:rPr>
+          <w:i/>
+          <w:color w:val="777777"/>
+        </w:rPr>
+        <w:t>–(</w:t>
+      </w:r>
+      <w:proofErr w:type="gramEnd"/>
+      <w:r>
+        <w:rPr>
+          <w:i/>
+          <w:color w:val="777777"/>
+        </w:rPr>
+        <w:t>18).</w:t>
+      </w:r>
+    </w:p>
+    <w:p>
+      <w:pPr>
+        <w:pStyle w:val="Heading2"/>
+        <w:spacing w:after="60"/>
+        <w:rPr>
+          <w:bCs w:val="0"/>
+        </w:rPr>
+      </w:pPr>
+      <w:r>
+        <w:rPr>
+          <w:bCs w:val="0"/>
+        </w:rPr>
+        <w:t>6.9. Unified Learning of VSL &amp; RSPO</w:t>
+      </w:r>
+    </w:p>
+    <w:p>
+      <w:pPr>
+        <w:pStyle w:val="ListBullet"/>
+      </w:pPr>
+      <w:r>
+        <w:t>Online learning không tách hẳn VSL rồi mới RSPO; hai objective chạy chung trong một training stream.</w:t>
+      </w:r>
+    </w:p>
+    <w:p>
+      <w:pPr>
+        <w:pStyle w:val="ListBullet"/>
+      </w:pPr>
+      <w:r>
+        <w:t>VSL = giữ base distribution / user relevance. RSPO = refine list về phía business value cao.</w:t>
+      </w:r>
+    </w:p>
+    <w:p>
+      <w:pPr>
+        <w:pStyle w:val="ListBullet"/>
+      </w:pPr>
+      <w:r>
+        <w:t>Đo độ lệch giữa model rank và reward rank:</w:t>
+      </w:r>
+    </w:p>
+    <w:p>
+      <w:pPr>
+        <w:jc w:val="center"/>
+      </w:pPr>
+      <w:r>
+        <w:rPr>
+          <w:noProof/>
+        </w:rPr>
+        <w:drawing>
+          <wp:inline distT="0" distB="0" distL="0" distR="0" wp14:anchorId="0C357CC6" wp14:editId="7B006868">
+            <wp:extent cx="4663440" cy="762030"/>
+            <wp:effectExtent l="0" t="0" r="0" b="0"/>
+            <wp:docPr id="1966842333" name="Picture 1966842333"/>
+            <wp:cNvGraphicFramePr>
+              <a:graphicFrameLocks xmlns:a="http://schemas.openxmlformats.org/drawingml/2006/main" noChangeAspect="1"/>
+            </wp:cNvGraphicFramePr>
+            <a:graphic xmlns:a="http://schemas.openxmlformats.org/drawingml/2006/main">
+              <a:graphicData uri="http://schemas.openxmlformats.org/drawingml/2006/picture">
+                <pic:pic xmlns:pic="http://schemas.openxmlformats.org/drawingml/2006/picture">
+                  <pic:nvPicPr>
+                    <pic:cNvPr id="0" name="align.png"/>
+                    <pic:cNvPicPr/>
+                  </pic:nvPicPr>
+                  <pic:blipFill>
+                    <a:blip r:embed="rId34"/>
+                    <a:stretch>
+                      <a:fillRect/>
+                    </a:stretch>
+                  </pic:blipFill>
+                  <pic:spPr>
+                    <a:xfrm>
+                      <a:off x="0" y="0"/>
+                      <a:ext cx="4663440" cy="762030"/>
+                    </a:xfrm>
+                    <a:prstGeom prst="rect">
+                      <a:avLst/>
+                    </a:prstGeom>
+                  </pic:spPr>
+                </pic:pic>
+              </a:graphicData>
+            </a:graphic>
+          </wp:inline>
+        </w:drawing>
+      </w:r>
+    </w:p>
+    <w:p>
+      <w:pPr>
+        <w:pStyle w:val="ListBullet"/>
+      </w:pPr>
+      <w:r>
+        <w:t>r_p^(i): rank theo model likelihood. r_v^(i): rank theo reward/eCPM.</w:t>
+      </w:r>
+    </w:p>
+    <w:p>
+      <w:pPr>
+        <w:pStyle w:val="ListBullet"/>
+      </w:pPr>
+      <w:r>
+        <w:t>A lớn → model và reward rank lệch nhiều → tăng VSL để giữ/khôi phục nền ổn định.</w:t>
+      </w:r>
+    </w:p>
+    <w:p>
+      <w:pPr>
+        <w:pStyle w:val="ListBullet"/>
+      </w:pPr>
+      <w:r>
+        <w:t>A nhỏ → đã khá aligned → tăng trọng số RSPO để refine value/list-wise.</w:t>
+      </w:r>
+    </w:p>
+    <w:p>
+      <w:pPr>
+        <w:jc w:val="center"/>
+      </w:pPr>
+      <w:r>
+        <w:rPr>
+          <w:noProof/>
+        </w:rPr>
+        <w:drawing>
+          <wp:inline distT="0" distB="0" distL="0" distR="0" wp14:anchorId="59B24BA0" wp14:editId="280C1E0E">
+            <wp:extent cx="6400800" cy="729625"/>
+            <wp:effectExtent l="0" t="0" r="0" b="0"/>
+            <wp:docPr id="1966842334" name="Picture 1966842334"/>
+            <wp:cNvGraphicFramePr>
+              <a:graphicFrameLocks xmlns:a="http://schemas.openxmlformats.org/drawingml/2006/main" noChangeAspect="1"/>
+            </wp:cNvGraphicFramePr>
+            <a:graphic xmlns:a="http://schemas.openxmlformats.org/drawingml/2006/main">
+              <a:graphicData uri="http://schemas.openxmlformats.org/drawingml/2006/picture">
+                <pic:pic xmlns:pic="http://schemas.openxmlformats.org/drawingml/2006/picture">
+                  <pic:nvPicPr>
+                    <pic:cNvPr id="0" name="weights.png"/>
+                    <pic:cNvPicPr/>
+                  </pic:nvPicPr>
+                  <pic:blipFill>
+                    <a:blip r:embed="rId35"/>
+                    <a:stretch>
+                      <a:fillRect/>
+                    </a:stretch>
+                  </pic:blipFill>
+                  <pic:spPr>
+                    <a:xfrm>
+                      <a:off x="0" y="0"/>
+                      <a:ext cx="6400800" cy="729625"/>
+                    </a:xfrm>
+                    <a:prstGeom prst="rect">
+                      <a:avLst/>
+                    </a:prstGeom>
+                  </pic:spPr>
+                </pic:pic>
+              </a:graphicData>
+            </a:graphic>
+          </wp:inline>
+        </w:drawing>
+      </w:r>
+    </w:p>
+    <w:p>
+      <w:pPr>
+        <w:pStyle w:val="ListBullet"/>
+      </w:pPr>
+      <w:r>
+        <w:t>w₀ = base scale; Z_max = cap RL weight.</w:t>
+      </w:r>
+    </w:p>
+    <w:p>
+      <w:pPr>
+        <w:jc w:val="center"/>
+      </w:pPr>
+      <w:r>
+        <w:rPr>
+          <w:noProof/>
+        </w:rPr>
+        <w:drawing>
+          <wp:inline distT="0" distB="0" distL="0" distR="0" wp14:anchorId="73E9CC42" wp14:editId="6B4E03A0">
+            <wp:extent cx="6035040" cy="738894"/>
+            <wp:effectExtent l="0" t="0" r="0" b="0"/>
+            <wp:docPr id="1966842335" name="Picture 1966842335"/>
+            <wp:cNvGraphicFramePr>
+              <a:graphicFrameLocks xmlns:a="http://schemas.openxmlformats.org/drawingml/2006/main" noChangeAspect="1"/>
+            </wp:cNvGraphicFramePr>
+            <a:graphic xmlns:a="http://schemas.openxmlformats.org/drawingml/2006/main">
+              <a:graphicData uri="http://schemas.openxmlformats.org/drawingml/2006/picture">
+                <pic:pic xmlns:pic="http://schemas.openxmlformats.org/drawingml/2006/picture">
+                  <pic:nvPicPr>
+                    <pic:cNvPr id="0" name="unified.png"/>
+                    <pic:cNvPicPr/>
+                  </pic:nvPicPr>
+                  <pic:blipFill>
+                    <a:blip r:embed="rId36"/>
+                    <a:stretch>
+                      <a:fillRect/>
+                    </a:stretch>
+                  </pic:blipFill>
+                  <pic:spPr>
+                    <a:xfrm>
+                      <a:off x="0" y="0"/>
+                      <a:ext cx="6035040" cy="738894"/>
+                    </a:xfrm>
+                    <a:prstGeom prst="rect">
+                      <a:avLst/>
+                    </a:prstGeom>
+                  </pic:spPr>
+                </pic:pic>
+              </a:graphicData>
+            </a:graphic>
+          </wp:inline>
+        </w:drawing>
+      </w:r>
+    </w:p>
+    <w:tbl>
+      <w:tblPr>
+        <w:tblW w:w="0" w:type="auto"/>
+        <w:tblLook w:val="04A0" w:firstRow="1" w:lastRow="0" w:firstColumn="1" w:lastColumn="0" w:noHBand="0" w:noVBand="1"/>
+      </w:tblPr>
+      <w:tblGrid>
+        <w:gridCol w:w="10166"/>
+      </w:tblGrid>
+      <w:tr>
+        <w:tc>
+          <w:tcPr>
+            <w:tcW w:w="10166" w:type="dxa"/>
+            <w:shd w:val="clear" w:color="auto" w:fill="EEF5FC"/>
+          </w:tcPr>
+          <w:p>
+            <w:r>
+              <w:rPr>
+                <w:b/>
+                <w:color w:val="1F4E79"/>
+              </w:rPr>
+              <w:t>Ví dụ Unified Learning</w:t>
+            </w:r>
+          </w:p>
+          <w:p>
+            <w:pPr>
+              <w:spacing w:after="20"/>
+            </w:pPr>
+            <w:r>
+              <w:t xml:space="preserve">• 4 ads. Reward rank: </w:t>
+            </w:r>
+            <w:proofErr w:type="gramStart"/>
+            <w:r>
+              <w:t>A(</w:t>
+            </w:r>
+            <w:proofErr w:type="gramEnd"/>
+            <w:r>
+              <w:t xml:space="preserve">1), </w:t>
+            </w:r>
+            <w:proofErr w:type="gramStart"/>
+            <w:r>
+              <w:t>B(</w:t>
+            </w:r>
+            <w:proofErr w:type="gramEnd"/>
+            <w:r>
+              <w:t xml:space="preserve">2), </w:t>
+            </w:r>
+            <w:proofErr w:type="gramStart"/>
+            <w:r>
+              <w:t>C(</w:t>
+            </w:r>
+            <w:proofErr w:type="gramEnd"/>
+            <w:r>
+              <w:t xml:space="preserve">3), </w:t>
+            </w:r>
+            <w:proofErr w:type="gramStart"/>
+            <w:r>
+              <w:t>D(</w:t>
+            </w:r>
+            <w:proofErr w:type="gramEnd"/>
+            <w:r>
+              <w:t xml:space="preserve">4). Model rank: </w:t>
+            </w:r>
+            <w:proofErr w:type="gramStart"/>
+            <w:r>
+              <w:t>B(</w:t>
+            </w:r>
+            <w:proofErr w:type="gramEnd"/>
+            <w:r>
+              <w:t xml:space="preserve">1), </w:t>
+            </w:r>
+            <w:proofErr w:type="gramStart"/>
+            <w:r>
+              <w:t>A(</w:t>
+            </w:r>
+            <w:proofErr w:type="gramEnd"/>
+            <w:r>
+              <w:t xml:space="preserve">2), </w:t>
+            </w:r>
+            <w:proofErr w:type="gramStart"/>
+            <w:r>
+              <w:t>C(</w:t>
+            </w:r>
+            <w:proofErr w:type="gramEnd"/>
+            <w:r>
+              <w:t xml:space="preserve">3), </w:t>
+            </w:r>
+            <w:proofErr w:type="gramStart"/>
+            <w:r>
+              <w:t>D(</w:t>
+            </w:r>
+            <w:proofErr w:type="gramEnd"/>
+            <w:r>
+              <w:t>4).</w:t>
+            </w:r>
+          </w:p>
+          <w:p>
+            <w:pPr>
+              <w:spacing w:after="20"/>
+            </w:pPr>
+            <w:r>
+              <w:t>• A: |2−1|</w:t>
+            </w:r>
+            <w:proofErr w:type="gramStart"/>
+            <w:r>
+              <w:t>/(</w:t>
+            </w:r>
+            <w:proofErr w:type="gramEnd"/>
+            <w:r>
+              <w:t>4−</w:t>
+            </w:r>
+            <w:proofErr w:type="gramStart"/>
+            <w:r>
+              <w:t>1)=</w:t>
+            </w:r>
+            <w:proofErr w:type="gramEnd"/>
+            <w:r>
+              <w:t xml:space="preserve">1/3. B cũng 1/3. </w:t>
+            </w:r>
+            <w:proofErr w:type="gramStart"/>
+            <w:r>
+              <w:t>C,D</w:t>
+            </w:r>
+            <w:proofErr w:type="gramEnd"/>
+            <w:r>
+              <w:t>: A=0 vì model rank = reward rank.</w:t>
+            </w:r>
+          </w:p>
+          <w:p>
+            <w:pPr>
+              <w:spacing w:after="20"/>
+            </w:pPr>
+            <w:r>
+              <w:t>• Minh họa w₀=1, Z_max=1. Với A có v_A=10: w_VSL≈exp[(1/</w:t>
+            </w:r>
+            <w:proofErr w:type="gramStart"/>
+            <w:r>
+              <w:t>3)ln</w:t>
+            </w:r>
+            <w:proofErr w:type="gramEnd"/>
+            <w:r>
+              <w:t>(11</w:t>
+            </w:r>
+            <w:proofErr w:type="gramStart"/>
+            <w:r>
+              <w:t>)]≈</w:t>
+            </w:r>
+            <w:proofErr w:type="gramEnd"/>
+            <w:r>
+              <w:t>2.22; w_RL≈0.67.</w:t>
+            </w:r>
+          </w:p>
+          <w:p>
+            <w:pPr>
+              <w:spacing w:after="20"/>
+            </w:pPr>
+            <w:r>
+              <w:t>• Với C có A=0: w_VSL=1; w_RL=1 → candidate đã aligned thì RSPO được phép refine mạnh hơn.</w:t>
+            </w:r>
+          </w:p>
+          <w:p>
+            <w:pPr>
+              <w:spacing w:after="20"/>
+            </w:pPr>
+            <w:r>
+              <w:t>• w₀ và Z_max ở đây chỉ chọn để minh họa cách weight chạy; actual value là hyperparameter.</w:t>
+            </w:r>
+          </w:p>
+        </w:tc>
+      </w:tr>
+    </w:tbl>
+    <w:p/>
+    <w:p>
+      <w:r>
+        <w:rPr>
+          <w:b/>
+          <w:color w:val="1F4E79"/>
+        </w:rPr>
+        <w:t>Nhớ: mismatch lớn → nghiêng về VSL; mismatch nhỏ → nghiêng về RSPO.</w:t>
+      </w:r>
+    </w:p>
+    <w:p>
+      <w:r>
+        <w:rPr>
+          <w:i/>
+          <w:color w:val="777777"/>
+        </w:rPr>
+        <w:t>Nguồn: GR4AD §3.4.2, Eq. (19)</w:t>
+      </w:r>
+      <w:proofErr w:type="gramStart"/>
+      <w:r>
+        <w:rPr>
+          <w:i/>
+          <w:color w:val="777777"/>
+        </w:rPr>
+        <w:t>–(</w:t>
+      </w:r>
+      <w:proofErr w:type="gramEnd"/>
+      <w:r>
+        <w:rPr>
+          <w:i/>
+          <w:color w:val="777777"/>
+        </w:rPr>
+        <w:t>22).</w:t>
       </w:r>
     </w:p>
     <w:p>
@@ -2918,7 +3970,8 @@
         </w:rPr>
       </w:pPr>
       <w:r>
-        <w:t>6.9. Serving / Dynamic Beam</w:t>
+        <w:lastRenderedPageBreak/>
+        <w:t>6.10. Serving / Dynamic Beam</w:t>
       </w:r>
     </w:p>
     <w:p>
@@ -2972,16 +4025,6 @@
       </w:r>
     </w:p>
     <w:p>
-      <w:pPr>
-        <w:pStyle w:val="ListBullet"/>
-        <w:spacing w:after="44"/>
-        <w:ind w:left="259" w:hanging="173"/>
-      </w:pPr>
-      <w:r>
-        <w:t>Có ghi một “unified learning” weight A ∈ [0,1] để cân bằng VSL và RSPO; công thức trên ảnh khó đọc hoàn toàn nên cần đối chiếu paper trước khi dùng.</w:t>
-      </w:r>
-    </w:p>
-    <w:p>
       <w:r>
         <w:br w:type="page"/>
       </w:r>
@@ -3033,7 +4076,15 @@
         <w:ind w:left="259" w:hanging="173"/>
       </w:pPr>
       <w:r>
-        <w:t>Ví dụ “iphone magsafe case”: session có pay→B, click→D, pv→A, unpv→C; semantic prefix (c₁,c₂)=(10,5).</w:t>
+        <w:t>Ví dụ “iphone magsafe case”: session có pay→B, click→D, pv→A, unpv→C; semantic prefix (c</w:t>
+      </w:r>
+      <w:proofErr w:type="gramStart"/>
+      <w:r>
+        <w:t>₁,c₂)=</w:t>
+      </w:r>
+      <w:proofErr w:type="gramEnd"/>
+      <w:r>
+        <w:t>(10,5).</w:t>
       </w:r>
     </w:p>
     <w:p>
@@ -3059,7 +4110,47 @@
           <w:color w:val="184376"/>
           <w:sz w:val="22"/>
         </w:rPr>
-        <w:t>B = (10,5,0),   D = (10,5,1),   A = (10,5,4)</w:t>
+        <w:t>B = (10,5,0</w:t>
+      </w:r>
+      <w:proofErr w:type="gramStart"/>
+      <w:r>
+        <w:rPr>
+          <w:b/>
+          <w:i/>
+          <w:color w:val="184376"/>
+          <w:sz w:val="22"/>
+        </w:rPr>
+        <w:t xml:space="preserve">),   </w:t>
+      </w:r>
+      <w:proofErr w:type="gramEnd"/>
+      <w:r>
+        <w:rPr>
+          <w:b/>
+          <w:i/>
+          <w:color w:val="184376"/>
+          <w:sz w:val="22"/>
+        </w:rPr>
+        <w:t>D = (10,5,1</w:t>
+      </w:r>
+      <w:proofErr w:type="gramStart"/>
+      <w:r>
+        <w:rPr>
+          <w:b/>
+          <w:i/>
+          <w:color w:val="184376"/>
+          <w:sz w:val="22"/>
+        </w:rPr>
+        <w:t xml:space="preserve">),   </w:t>
+      </w:r>
+      <w:proofErr w:type="gramEnd"/>
+      <w:r>
+        <w:rPr>
+          <w:b/>
+          <w:i/>
+          <w:color w:val="184376"/>
+          <w:sz w:val="22"/>
+        </w:rPr>
+        <w:t>A = (10,5,4)</w:t>
       </w:r>
     </w:p>
     <w:p>
@@ -3069,7 +4160,23 @@
         <w:ind w:left="259" w:hanging="173"/>
       </w:pPr>
       <w:r>
-        <w:t>Loss weighting được ghi: pay &gt; click &gt; pv; một ví dụ ở mép trang tương ứng 3 : 2 : 1.</w:t>
+        <w:t xml:space="preserve">Loss weighting được ghi: pay &gt; click &gt; pv; một ví dụ ở mép trang tương ứng </w:t>
+      </w:r>
+      <w:proofErr w:type="gramStart"/>
+      <w:r>
+        <w:t>3 :</w:t>
+      </w:r>
+      <w:proofErr w:type="gramEnd"/>
+      <w:r>
+        <w:t xml:space="preserve"> </w:t>
+      </w:r>
+      <w:proofErr w:type="gramStart"/>
+      <w:r>
+        <w:t>2 :</w:t>
+      </w:r>
+      <w:proofErr w:type="gramEnd"/>
+      <w:r>
+        <w:t xml:space="preserve"> 1.</w:t>
       </w:r>
     </w:p>
     <w:p>
@@ -3116,7 +4223,7 @@
                     <pic:cNvPicPr/>
                   </pic:nvPicPr>
                   <pic:blipFill>
-                    <a:blip r:embed="rId27"/>
+                    <a:blip r:embed="rId37"/>
                     <a:stretch>
                       <a:fillRect/>
                     </a:stretch>
@@ -3154,10 +4261,34 @@
         <w:ind w:left="259" w:hanging="173"/>
       </w:pPr>
       <w:r>
-        <w:t xml:space="preserve">Các head/output được ghi liên quan PV / CTR / CVR; phần ký hiệu </w:t>
+        <w:t xml:space="preserve">Các head/output được ghi liên quan PV / CTR / CVR; </w:t>
       </w:r>
       <w:proofErr w:type="spellStart"/>
       <w:r>
+        <w:t>phần</w:t>
+      </w:r>
+      <w:proofErr w:type="spellEnd"/>
+      <w:r>
+        <w:t xml:space="preserve"> </w:t>
+      </w:r>
+      <w:proofErr w:type="spellStart"/>
+      <w:r>
+        <w:t>ký</w:t>
+      </w:r>
+      <w:proofErr w:type="spellEnd"/>
+      <w:r>
+        <w:t xml:space="preserve"> </w:t>
+      </w:r>
+      <w:proofErr w:type="spellStart"/>
+      <w:r>
+        <w:t>hiệu</w:t>
+      </w:r>
+      <w:proofErr w:type="spellEnd"/>
+      <w:r>
+        <w:t xml:space="preserve"> </w:t>
+      </w:r>
+      <w:proofErr w:type="spellStart"/>
+      <w:r>
         <w:t>từng</w:t>
       </w:r>
       <w:proofErr w:type="spellEnd"/>
@@ -3242,8 +4373,484 @@
       </w:r>
       <w:proofErr w:type="spellEnd"/>
     </w:p>
+    <w:p>
+      <w:r>
+        <w:br w:type="page"/>
+      </w:r>
+    </w:p>
+    <w:p>
+      <w:pPr>
+        <w:pStyle w:val="Heading1"/>
+      </w:pPr>
+      <w:r>
+        <w:lastRenderedPageBreak/>
+        <w:t>8. CQ-SID — Category-and-Query constrained Semantic ID</w:t>
+      </w:r>
+    </w:p>
+    <w:p>
+      <w:r>
+        <w:rPr>
+          <w:b/>
+          <w:color w:val="1F4E79"/>
+        </w:rPr>
+        <w:t>Đừng lẫn: CQ-SID là paper riêng của Alibaba/Tmall, không phải QP-SID của TSGR.</w:t>
+      </w:r>
+    </w:p>
+    <w:p>
+      <w:pPr>
+        <w:pStyle w:val="ListBullet"/>
+      </w:pPr>
+      <w:r>
+        <w:t>CQ-SID cố ý dùng SID như semantic CLUSTER ID: nhiều item giống nhau có thể share cùng SID.</w:t>
+      </w:r>
+    </w:p>
+    <w:p>
+      <w:pPr>
+        <w:pStyle w:val="ListBullet"/>
+      </w:pPr>
+      <w:r>
+        <w:t>Ba mục tiêu: semantic aggregation, inter-cluster discriminability, hierarchical prefix để beam search prune nhanh.</w:t>
+      </w:r>
+    </w:p>
+    <w:p>
+      <w:pPr>
+        <w:pStyle w:val="ListBullet"/>
+      </w:pPr>
+      <w:r>
+        <w:t>Khác TIGER: collision có kiểm soát không bị xem là lỗi tuyệt đối; cluster hóa giúp giảm beam-search complexity.</w:t>
+      </w:r>
+    </w:p>
+    <w:p>
+      <w:pPr>
+        <w:pStyle w:val="Heading2"/>
+      </w:pPr>
+      <w:r>
+        <w:t>8.1. Category-Guided Residual Quantization</w:t>
+      </w:r>
+    </w:p>
+    <w:p>
+      <w:pPr>
+        <w:pStyle w:val="ListBullet"/>
+      </w:pPr>
+      <w:r>
+        <w:t>Level 1 bị category constrain:</w:t>
+      </w:r>
+    </w:p>
+    <w:p>
+      <w:pPr>
+        <w:jc w:val="center"/>
+      </w:pPr>
+      <w:r>
+        <w:rPr>
+          <w:noProof/>
+        </w:rPr>
+        <w:drawing>
+          <wp:inline distT="0" distB="0" distL="0" distR="0" wp14:anchorId="2AEDF083" wp14:editId="05308DE9">
+            <wp:extent cx="4937760" cy="792890"/>
+            <wp:effectExtent l="0" t="0" r="0" b="0"/>
+            <wp:docPr id="1966842336" name="Picture 1966842336"/>
+            <wp:cNvGraphicFramePr>
+              <a:graphicFrameLocks xmlns:a="http://schemas.openxmlformats.org/drawingml/2006/main" noChangeAspect="1"/>
+            </wp:cNvGraphicFramePr>
+            <a:graphic xmlns:a="http://schemas.openxmlformats.org/drawingml/2006/main">
+              <a:graphicData uri="http://schemas.openxmlformats.org/drawingml/2006/picture">
+                <pic:pic xmlns:pic="http://schemas.openxmlformats.org/drawingml/2006/picture">
+                  <pic:nvPicPr>
+                    <pic:cNvPr id="0" name="cq_cat_known.png"/>
+                    <pic:cNvPicPr/>
+                  </pic:nvPicPr>
+                  <pic:blipFill>
+                    <a:blip r:embed="rId38"/>
+                    <a:stretch>
+                      <a:fillRect/>
+                    </a:stretch>
+                  </pic:blipFill>
+                  <pic:spPr>
+                    <a:xfrm>
+                      <a:off x="0" y="0"/>
+                      <a:ext cx="4937760" cy="792890"/>
+                    </a:xfrm>
+                    <a:prstGeom prst="rect">
+                      <a:avLst/>
+                    </a:prstGeom>
+                  </pic:spPr>
+                </pic:pic>
+              </a:graphicData>
+            </a:graphic>
+          </wp:inline>
+        </w:drawing>
+      </w:r>
+    </w:p>
+    <w:p>
+      <w:pPr>
+        <w:jc w:val="center"/>
+      </w:pPr>
+      <w:r>
+        <w:rPr>
+          <w:noProof/>
+        </w:rPr>
+        <w:drawing>
+          <wp:inline distT="0" distB="0" distL="0" distR="0" wp14:anchorId="32C0DF97" wp14:editId="2C4E6352">
+            <wp:extent cx="5486400" cy="773842"/>
+            <wp:effectExtent l="0" t="0" r="0" b="0"/>
+            <wp:docPr id="1966842337" name="Picture 1966842337"/>
+            <wp:cNvGraphicFramePr>
+              <a:graphicFrameLocks xmlns:a="http://schemas.openxmlformats.org/drawingml/2006/main" noChangeAspect="1"/>
+            </wp:cNvGraphicFramePr>
+            <a:graphic xmlns:a="http://schemas.openxmlformats.org/drawingml/2006/main">
+              <a:graphicData uri="http://schemas.openxmlformats.org/drawingml/2006/picture">
+                <pic:pic xmlns:pic="http://schemas.openxmlformats.org/drawingml/2006/picture">
+                  <pic:nvPicPr>
+                    <pic:cNvPr id="0" name="cq_cat_unknown.png"/>
+                    <pic:cNvPicPr/>
+                  </pic:nvPicPr>
+                  <pic:blipFill>
+                    <a:blip r:embed="rId39"/>
+                    <a:stretch>
+                      <a:fillRect/>
+                    </a:stretch>
+                  </pic:blipFill>
+                  <pic:spPr>
+                    <a:xfrm>
+                      <a:off x="0" y="0"/>
+                      <a:ext cx="5486400" cy="773842"/>
+                    </a:xfrm>
+                    <a:prstGeom prst="rect">
+                      <a:avLst/>
+                    </a:prstGeom>
+                  </pic:spPr>
+                </pic:pic>
+              </a:graphicData>
+            </a:graphic>
+          </wp:inline>
+        </w:drawing>
+      </w:r>
+    </w:p>
+    <w:p>
+      <w:pPr>
+        <w:pStyle w:val="ListBullet"/>
+      </w:pPr>
+      <w:r>
+        <w:t>Có category label → ép index level 1 theo CategoryID.</w:t>
+      </w:r>
+    </w:p>
+    <w:p>
+      <w:pPr>
+        <w:pStyle w:val="ListBullet"/>
+      </w:pPr>
+      <w:r>
+        <w:t>Không có category → mới dùng nearest codeword.</w:t>
+      </w:r>
+    </w:p>
+    <w:p>
+      <w:pPr>
+        <w:pStyle w:val="ListBullet"/>
+      </w:pPr>
+      <w:r>
+        <w:t>Level 2/3 dùng residual nearest-neighbor bình thường.</w:t>
+      </w:r>
+    </w:p>
+    <w:p>
+      <w:pPr>
+        <w:pStyle w:val="ListBullet"/>
+      </w:pPr>
+      <w:r>
+        <w:t>Codebook update bằng EMA + restart để tránh collapse.</w:t>
+      </w:r>
+    </w:p>
+    <w:p>
+      <w:pPr>
+        <w:pStyle w:val="Heading2"/>
+      </w:pPr>
+      <w:r>
+        <w:t>8.2. Query-Item Contrastive Learning</w:t>
+      </w:r>
+    </w:p>
+    <w:p>
+      <w:pPr>
+        <w:pStyle w:val="ListBullet"/>
+      </w:pPr>
+      <w:r>
+        <w:t>Category đúng chưa chắc phản ánh cách user search.</w:t>
+      </w:r>
+    </w:p>
+    <w:p>
+      <w:pPr>
+        <w:pStyle w:val="ListBullet"/>
+      </w:pPr>
+      <w:r>
+        <w:t>Paper lấy high-confidence query-item pairs từ search/click/purchase behavior.</w:t>
+      </w:r>
+    </w:p>
+    <w:p>
+      <w:pPr>
+        <w:pStyle w:val="ListBullet"/>
+      </w:pPr>
+      <w:r>
+        <w:t>Dùng Bi-InfoNCE: item phải gần query đúng, và query cũng phải gần item đúng; in-batch pair khác là negative.</w:t>
+      </w:r>
+    </w:p>
+    <w:p>
+      <w:pPr>
+        <w:jc w:val="center"/>
+      </w:pPr>
+      <w:r>
+        <w:rPr>
+          <w:noProof/>
+        </w:rPr>
+        <w:drawing>
+          <wp:inline distT="0" distB="0" distL="0" distR="0" wp14:anchorId="564514DC" wp14:editId="333E0E1F">
+            <wp:extent cx="5760720" cy="755134"/>
+            <wp:effectExtent l="0" t="0" r="0" b="0"/>
+            <wp:docPr id="1966842338" name="Picture 1966842338"/>
+            <wp:cNvGraphicFramePr>
+              <a:graphicFrameLocks xmlns:a="http://schemas.openxmlformats.org/drawingml/2006/main" noChangeAspect="1"/>
+            </wp:cNvGraphicFramePr>
+            <a:graphic xmlns:a="http://schemas.openxmlformats.org/drawingml/2006/main">
+              <a:graphicData uri="http://schemas.openxmlformats.org/drawingml/2006/picture">
+                <pic:pic xmlns:pic="http://schemas.openxmlformats.org/drawingml/2006/picture">
+                  <pic:nvPicPr>
+                    <pic:cNvPr id="0" name="cq_nce.png"/>
+                    <pic:cNvPicPr/>
+                  </pic:nvPicPr>
+                  <pic:blipFill>
+                    <a:blip r:embed="rId40"/>
+                    <a:stretch>
+                      <a:fillRect/>
+                    </a:stretch>
+                  </pic:blipFill>
+                  <pic:spPr>
+                    <a:xfrm>
+                      <a:off x="0" y="0"/>
+                      <a:ext cx="5760720" cy="755134"/>
+                    </a:xfrm>
+                    <a:prstGeom prst="rect">
+                      <a:avLst/>
+                    </a:prstGeom>
+                  </pic:spPr>
+                </pic:pic>
+              </a:graphicData>
+            </a:graphic>
+          </wp:inline>
+        </w:drawing>
+      </w:r>
+    </w:p>
+    <w:p>
+      <w:r>
+        <w:rPr>
+          <w:b/>
+          <w:color w:val="1F4E79"/>
+        </w:rPr>
+        <w:t>Nói đơn giản: category định hình cluster; query-item contrastive làm cluster hợp với search intent thật.</w:t>
+      </w:r>
+    </w:p>
+    <w:p>
+      <w:pPr>
+        <w:pStyle w:val="Heading2"/>
+      </w:pPr>
+      <w:r>
+        <w:t>8.3. Joint loss + cluster split</w:t>
+      </w:r>
+    </w:p>
+    <w:p>
+      <w:pPr>
+        <w:jc w:val="center"/>
+      </w:pPr>
+      <w:r>
+        <w:rPr>
+          <w:noProof/>
+        </w:rPr>
+        <w:drawing>
+          <wp:inline distT="0" distB="0" distL="0" distR="0" wp14:anchorId="6EB078B3" wp14:editId="03136923">
+            <wp:extent cx="5212080" cy="782749"/>
+            <wp:effectExtent l="0" t="0" r="0" b="0"/>
+            <wp:docPr id="1966842339" name="Picture 1966842339"/>
+            <wp:cNvGraphicFramePr>
+              <a:graphicFrameLocks xmlns:a="http://schemas.openxmlformats.org/drawingml/2006/main" noChangeAspect="1"/>
+            </wp:cNvGraphicFramePr>
+            <a:graphic xmlns:a="http://schemas.openxmlformats.org/drawingml/2006/main">
+              <a:graphicData uri="http://schemas.openxmlformats.org/drawingml/2006/picture">
+                <pic:pic xmlns:pic="http://schemas.openxmlformats.org/drawingml/2006/picture">
+                  <pic:nvPicPr>
+                    <pic:cNvPr id="0" name="cq_loss.png"/>
+                    <pic:cNvPicPr/>
+                  </pic:nvPicPr>
+                  <pic:blipFill>
+                    <a:blip r:embed="rId41"/>
+                    <a:stretch>
+                      <a:fillRect/>
+                    </a:stretch>
+                  </pic:blipFill>
+                  <pic:spPr>
+                    <a:xfrm>
+                      <a:off x="0" y="0"/>
+                      <a:ext cx="5212080" cy="782749"/>
+                    </a:xfrm>
+                    <a:prstGeom prst="rect">
+                      <a:avLst/>
+                    </a:prstGeom>
+                  </pic:spPr>
+                </pic:pic>
+              </a:graphicData>
+            </a:graphic>
+          </wp:inline>
+        </w:drawing>
+      </w:r>
+    </w:p>
+    <w:p>
+      <w:pPr>
+        <w:pStyle w:val="ListBullet"/>
+      </w:pPr>
+      <w:r>
+        <w:t>Joint loss của CQ-SID paper: reconstruction + commitment + query-item contrastive.</w:t>
+      </w:r>
+    </w:p>
+    <w:p>
+      <w:pPr>
+        <w:pStyle w:val="ListBullet"/>
+      </w:pPr>
+      <w:r>
+        <w:t>Không có codebook-loss term riêng trong công thức joint loss vì codebook được update bằng EMA.</w:t>
+      </w:r>
+    </w:p>
+    <w:p>
+      <w:pPr>
+        <w:pStyle w:val="ListBullet"/>
+      </w:pPr>
+      <w:r>
+        <w:t>Nếu một SID có quá nhiều item, split level 3 thành subgroup:</w:t>
+      </w:r>
+    </w:p>
+    <w:p>
+      <w:pPr>
+        <w:jc w:val="center"/>
+      </w:pPr>
+      <w:r>
+        <w:rPr>
+          <w:noProof/>
+        </w:rPr>
+        <w:drawing>
+          <wp:inline distT="0" distB="0" distL="0" distR="0" wp14:anchorId="1AB50BCE" wp14:editId="2E929822">
+            <wp:extent cx="4846320" cy="739795"/>
+            <wp:effectExtent l="0" t="0" r="0" b="0"/>
+            <wp:docPr id="1966842340" name="Picture 1966842340"/>
+            <wp:cNvGraphicFramePr>
+              <a:graphicFrameLocks xmlns:a="http://schemas.openxmlformats.org/drawingml/2006/main" noChangeAspect="1"/>
+            </wp:cNvGraphicFramePr>
+            <a:graphic xmlns:a="http://schemas.openxmlformats.org/drawingml/2006/main">
+              <a:graphicData uri="http://schemas.openxmlformats.org/drawingml/2006/picture">
+                <pic:pic xmlns:pic="http://schemas.openxmlformats.org/drawingml/2006/picture">
+                  <pic:nvPicPr>
+                    <pic:cNvPr id="0" name="cq_split.png"/>
+                    <pic:cNvPicPr/>
+                  </pic:nvPicPr>
+                  <pic:blipFill>
+                    <a:blip r:embed="rId42"/>
+                    <a:stretch>
+                      <a:fillRect/>
+                    </a:stretch>
+                  </pic:blipFill>
+                  <pic:spPr>
+                    <a:xfrm>
+                      <a:off x="0" y="0"/>
+                      <a:ext cx="4846320" cy="739795"/>
+                    </a:xfrm>
+                    <a:prstGeom prst="rect">
+                      <a:avLst/>
+                    </a:prstGeom>
+                  </pic:spPr>
+                </pic:pic>
+              </a:graphicData>
+            </a:graphic>
+          </wp:inline>
+        </w:drawing>
+      </w:r>
+    </w:p>
+    <w:p>
+      <w:pPr>
+        <w:pStyle w:val="ListBullet"/>
+      </w:pPr>
+      <w:r>
+        <w:t>Paper dùng T_max=50, G_max=100.</w:t>
+      </w:r>
+    </w:p>
+    <w:p>
+      <w:pPr>
+        <w:pStyle w:val="ListBullet"/>
+      </w:pPr>
+      <w:r>
+        <w:t>Split suffix ở level cuối nên semantic prefix vẫn giữ.</w:t>
+      </w:r>
+    </w:p>
+    <w:p>
+      <w:pPr>
+        <w:pStyle w:val="ListBullet"/>
+      </w:pPr>
+      <w:r>
+        <w:t>Mục tiêu: cluster không quá to nhưng vẫn được lợi từ nhiều similar items share SID.</w:t>
+      </w:r>
+    </w:p>
+    <w:p>
+      <w:pPr>
+        <w:pStyle w:val="Heading2"/>
+      </w:pPr>
+      <w:r>
+        <w:lastRenderedPageBreak/>
+        <w:t>8.4. Sau CQ-SID: học query → SID</w:t>
+      </w:r>
+    </w:p>
+    <w:p>
+      <w:pPr>
+        <w:pStyle w:val="ListBullet"/>
+      </w:pPr>
+      <w:r>
+        <w:t>Stage 1: Item title → SID.</w:t>
+      </w:r>
+    </w:p>
+    <w:p>
+      <w:pPr>
+        <w:pStyle w:val="ListBullet"/>
+      </w:pPr>
+      <w:r>
+        <w:t>Stage 2: Query → SID của clicked/purchased items.</w:t>
+      </w:r>
+    </w:p>
+    <w:p>
+      <w:pPr>
+        <w:pStyle w:val="ListBullet"/>
+      </w:pPr>
+      <w:r>
+        <w:t>Stage 3: User + Query → personalized SID.</w:t>
+      </w:r>
+    </w:p>
+    <w:p>
+      <w:pPr>
+        <w:pStyle w:val="ListBullet"/>
+      </w:pPr>
+      <w:r>
+        <w:t>Stage 4: EG-GRPO refine theo downstream ranking.</w:t>
+      </w:r>
+    </w:p>
+    <w:p>
+      <w:r>
+        <w:rPr>
+          <w:b/>
+          <w:color w:val="1F4E79"/>
+        </w:rPr>
+        <w:t>Nhớ 1 câu: CQ-SID = RQ-VAE cluster ID + category constraint + query-item contrastive + split cluster nếu quá đông.</w:t>
+      </w:r>
+    </w:p>
+    <w:p>
+      <w:r>
+        <w:rPr>
+          <w:i/>
+          <w:color w:val="777777"/>
+        </w:rPr>
+        <w:t>Nguồn: Efficient Generative Retrieval for E-commerce Search with Semantic Cluster IDs and Expert-Guided RL, §3.1–3.2, arXiv:2605.14434.</w:t>
+      </w:r>
+    </w:p>
     <w:sectPr>
-      <w:footerReference w:type="default" r:id="rId28"/>
+      <w:footerReference w:type="default" r:id="rId43"/>
       <w:pgSz w:w="12240" w:h="15840"/>
       <w:pgMar w:top="893" w:right="1037" w:bottom="893" w:left="1037" w:header="720" w:footer="720" w:gutter="0"/>
       <w:cols w:space="720"/>
@@ -4134,6 +5741,7 @@
   <w:style w:type="character" w:default="1" w:styleId="DefaultParagraphFont">
     <w:name w:val="Default Paragraph Font"/>
     <w:uiPriority w:val="1"/>
+    <w:semiHidden/>
     <w:unhideWhenUsed/>
   </w:style>
   <w:style w:type="table" w:default="1" w:styleId="TableNormal">

--- a/docs/18-08/Note.docx
+++ b/docs/18-08/Note.docx
@@ -237,15 +237,7 @@
         <w:ind w:left="259" w:hanging="173"/>
       </w:pPr>
       <w:r>
-        <w:t xml:space="preserve">Nếu q và d đã normalize (||q|| = ||d|| = 1) thì q · d = </w:t>
-      </w:r>
-      <w:proofErr w:type="gramStart"/>
-      <w:r>
-        <w:t>cos(</w:t>
-      </w:r>
-      <w:proofErr w:type="gramEnd"/>
-      <w:r>
-        <w:t>q, d).</w:t>
+        <w:t>Nếu q và d đã normalize (||q|| = ||d|| = 1) thì q · d = cos(q, d).</w:t>
       </w:r>
     </w:p>
     <w:p>
@@ -664,15 +656,7 @@
         <w:ind w:left="259" w:hanging="173"/>
       </w:pPr>
       <w:r>
-        <w:t>log trả lời câu hỏi “cơ số phải nâng lũy thừa bao nhiêu?”. Ví dụ: 2³ = 8 ⇒ log</w:t>
-      </w:r>
-      <w:proofErr w:type="gramStart"/>
-      <w:r>
-        <w:t>₂(</w:t>
-      </w:r>
-      <w:proofErr w:type="gramEnd"/>
-      <w:r>
-        <w:t>8) = 3.</w:t>
+        <w:t>log trả lời câu hỏi “cơ số phải nâng lũy thừa bao nhiêu?”. Ví dụ: 2³ = 8 ⇒ log₂(8) = 3.</w:t>
       </w:r>
     </w:p>
     <w:p>
@@ -729,23 +713,7 @@
         <w:ind w:left="259" w:hanging="173"/>
       </w:pPr>
       <w:r>
-        <w:t xml:space="preserve">Ví dụ trong ghi chép: </w:t>
-      </w:r>
-      <w:proofErr w:type="gramStart"/>
-      <w:r>
-        <w:t>ln(</w:t>
-      </w:r>
-      <w:proofErr w:type="gramEnd"/>
-      <w:r>
-        <w:t>0.01) ≈ −4.605 và e</w:t>
-      </w:r>
-      <w:proofErr w:type="gramStart"/>
-      <w:r>
-        <w:t>^(</w:t>
-      </w:r>
-      <w:proofErr w:type="gramEnd"/>
-      <w:r>
-        <w:t>−4.605) ≈ 0.01.</w:t>
+        <w:t>Ví dụ trong ghi chép: ln(0.01) ≈ −4.605 và e^(−4.605) ≈ 0.01.</w:t>
       </w:r>
     </w:p>
     <w:p>
@@ -1406,77 +1374,13 @@
           <w:lang w:val="vi-VN"/>
         </w:rPr>
       </w:pPr>
-      <w:proofErr w:type="spellStart"/>
       <w:r>
         <w:rPr>
           <w:i/>
           <w:color w:val="5F6978"/>
           <w:sz w:val="17"/>
         </w:rPr>
-        <w:t>Hình</w:t>
-      </w:r>
-      <w:proofErr w:type="spellEnd"/>
-      <w:r>
-        <w:rPr>
-          <w:i/>
-          <w:color w:val="5F6978"/>
-          <w:sz w:val="17"/>
-        </w:rPr>
-        <w:t xml:space="preserve"> </w:t>
-      </w:r>
-      <w:proofErr w:type="spellStart"/>
-      <w:r>
-        <w:rPr>
-          <w:i/>
-          <w:color w:val="5F6978"/>
-          <w:sz w:val="17"/>
-        </w:rPr>
-        <w:t>minh</w:t>
-      </w:r>
-      <w:proofErr w:type="spellEnd"/>
-      <w:r>
-        <w:rPr>
-          <w:i/>
-          <w:color w:val="5F6978"/>
-          <w:sz w:val="17"/>
-        </w:rPr>
-        <w:t xml:space="preserve"> </w:t>
-      </w:r>
-      <w:proofErr w:type="spellStart"/>
-      <w:r>
-        <w:rPr>
-          <w:i/>
-          <w:color w:val="5F6978"/>
-          <w:sz w:val="17"/>
-        </w:rPr>
-        <w:t>họa</w:t>
-      </w:r>
-      <w:proofErr w:type="spellEnd"/>
-      <w:r>
-        <w:rPr>
-          <w:i/>
-          <w:color w:val="5F6978"/>
-          <w:sz w:val="17"/>
-        </w:rPr>
-        <w:t xml:space="preserve"> Residual Quantization </w:t>
-      </w:r>
-      <w:proofErr w:type="spellStart"/>
-      <w:r>
-        <w:rPr>
-          <w:i/>
-          <w:color w:val="5F6978"/>
-          <w:sz w:val="17"/>
-        </w:rPr>
-        <w:t>trong</w:t>
-      </w:r>
-      <w:proofErr w:type="spellEnd"/>
-      <w:r>
-        <w:rPr>
-          <w:i/>
-          <w:color w:val="5F6978"/>
-          <w:sz w:val="17"/>
-        </w:rPr>
-        <w:t xml:space="preserve"> TIGER (RQ-VAE).</w:t>
+        <w:t>Hình minh họa Residual Quantization trong TIGER (RQ-VAE).</w:t>
       </w:r>
     </w:p>
     <w:p>
@@ -1505,133 +1409,7 @@
           <w:color w:val="auto"/>
           <w:szCs w:val="28"/>
         </w:rPr>
-        <w:t xml:space="preserve"> </w:t>
-      </w:r>
-      <w:proofErr w:type="spellStart"/>
-      <w:r>
-        <w:rPr>
-          <w:iCs/>
-          <w:color w:val="auto"/>
-          <w:szCs w:val="28"/>
-        </w:rPr>
-        <w:t>kéo</w:t>
-      </w:r>
-      <w:proofErr w:type="spellEnd"/>
-      <w:r>
-        <w:rPr>
-          <w:iCs/>
-          <w:color w:val="auto"/>
-          <w:szCs w:val="28"/>
-        </w:rPr>
-        <w:t xml:space="preserve"> codeword </w:t>
-      </w:r>
-      <w:proofErr w:type="spellStart"/>
-      <w:r>
-        <w:rPr>
-          <w:iCs/>
-          <w:color w:val="auto"/>
-          <w:szCs w:val="28"/>
-        </w:rPr>
-        <w:t>về</w:t>
-      </w:r>
-      <w:proofErr w:type="spellEnd"/>
-      <w:r>
-        <w:rPr>
-          <w:iCs/>
-          <w:color w:val="auto"/>
-          <w:szCs w:val="28"/>
-        </w:rPr>
-        <w:t xml:space="preserve"> residual </w:t>
-      </w:r>
-      <w:proofErr w:type="spellStart"/>
-      <w:r>
-        <w:rPr>
-          <w:iCs/>
-          <w:color w:val="auto"/>
-          <w:szCs w:val="28"/>
-        </w:rPr>
-        <w:t>để</w:t>
-      </w:r>
-      <w:proofErr w:type="spellEnd"/>
-      <w:r>
-        <w:rPr>
-          <w:iCs/>
-          <w:color w:val="auto"/>
-          <w:szCs w:val="28"/>
-        </w:rPr>
-        <w:t xml:space="preserve"> codebook </w:t>
-      </w:r>
-      <w:proofErr w:type="spellStart"/>
-      <w:r>
-        <w:rPr>
-          <w:iCs/>
-          <w:color w:val="auto"/>
-          <w:szCs w:val="28"/>
-        </w:rPr>
-        <w:t>đại</w:t>
-      </w:r>
-      <w:proofErr w:type="spellEnd"/>
-      <w:r>
-        <w:rPr>
-          <w:iCs/>
-          <w:color w:val="auto"/>
-          <w:szCs w:val="28"/>
-        </w:rPr>
-        <w:t xml:space="preserve"> </w:t>
-      </w:r>
-      <w:proofErr w:type="spellStart"/>
-      <w:r>
-        <w:rPr>
-          <w:iCs/>
-          <w:color w:val="auto"/>
-          <w:szCs w:val="28"/>
-        </w:rPr>
-        <w:t>diện</w:t>
-      </w:r>
-      <w:proofErr w:type="spellEnd"/>
-      <w:r>
-        <w:rPr>
-          <w:iCs/>
-          <w:color w:val="auto"/>
-          <w:szCs w:val="28"/>
-        </w:rPr>
-        <w:t xml:space="preserve"> </w:t>
-      </w:r>
-      <w:proofErr w:type="spellStart"/>
-      <w:r>
-        <w:rPr>
-          <w:iCs/>
-          <w:color w:val="auto"/>
-          <w:szCs w:val="28"/>
-        </w:rPr>
-        <w:t>tốt</w:t>
-      </w:r>
-      <w:proofErr w:type="spellEnd"/>
-      <w:r>
-        <w:rPr>
-          <w:iCs/>
-          <w:color w:val="auto"/>
-          <w:szCs w:val="28"/>
-        </w:rPr>
-        <w:t xml:space="preserve"> </w:t>
-      </w:r>
-      <w:proofErr w:type="spellStart"/>
-      <w:r>
-        <w:rPr>
-          <w:iCs/>
-          <w:color w:val="auto"/>
-          <w:szCs w:val="28"/>
-        </w:rPr>
-        <w:t>cho</w:t>
-      </w:r>
-      <w:proofErr w:type="spellEnd"/>
-      <w:r>
-        <w:rPr>
-          <w:iCs/>
-          <w:color w:val="auto"/>
-          <w:szCs w:val="28"/>
-        </w:rPr>
-        <w:t xml:space="preserve"> encoder output.</w:t>
+        <w:t xml:space="preserve"> kéo codeword về residual để codebook đại diện tốt cho encoder output.</w:t>
       </w:r>
       <w:r>
         <w:rPr>
@@ -1657,133 +1435,7 @@
           <w:color w:val="auto"/>
           <w:szCs w:val="28"/>
         </w:rPr>
-        <w:t xml:space="preserve"> </w:t>
-      </w:r>
-      <w:proofErr w:type="spellStart"/>
-      <w:r>
-        <w:rPr>
-          <w:iCs/>
-          <w:color w:val="auto"/>
-          <w:szCs w:val="28"/>
-        </w:rPr>
-        <w:t>kéo</w:t>
-      </w:r>
-      <w:proofErr w:type="spellEnd"/>
-      <w:r>
-        <w:rPr>
-          <w:iCs/>
-          <w:color w:val="auto"/>
-          <w:szCs w:val="28"/>
-        </w:rPr>
-        <w:t xml:space="preserve"> encoder/residual </w:t>
-      </w:r>
-      <w:proofErr w:type="spellStart"/>
-      <w:r>
-        <w:rPr>
-          <w:iCs/>
-          <w:color w:val="auto"/>
-          <w:szCs w:val="28"/>
-        </w:rPr>
-        <w:t>về</w:t>
-      </w:r>
-      <w:proofErr w:type="spellEnd"/>
-      <w:r>
-        <w:rPr>
-          <w:iCs/>
-          <w:color w:val="auto"/>
-          <w:szCs w:val="28"/>
-        </w:rPr>
-        <w:t xml:space="preserve"> codeword </w:t>
-      </w:r>
-      <w:proofErr w:type="spellStart"/>
-      <w:r>
-        <w:rPr>
-          <w:iCs/>
-          <w:color w:val="auto"/>
-          <w:szCs w:val="28"/>
-        </w:rPr>
-        <w:t>đã</w:t>
-      </w:r>
-      <w:proofErr w:type="spellEnd"/>
-      <w:r>
-        <w:rPr>
-          <w:iCs/>
-          <w:color w:val="auto"/>
-          <w:szCs w:val="28"/>
-        </w:rPr>
-        <w:t xml:space="preserve"> </w:t>
-      </w:r>
-      <w:proofErr w:type="spellStart"/>
-      <w:r>
-        <w:rPr>
-          <w:iCs/>
-          <w:color w:val="auto"/>
-          <w:szCs w:val="28"/>
-        </w:rPr>
-        <w:t>chọn</w:t>
-      </w:r>
-      <w:proofErr w:type="spellEnd"/>
-      <w:r>
-        <w:rPr>
-          <w:iCs/>
-          <w:color w:val="auto"/>
-          <w:szCs w:val="28"/>
-        </w:rPr>
-        <w:t xml:space="preserve"> </w:t>
-      </w:r>
-      <w:proofErr w:type="spellStart"/>
-      <w:r>
-        <w:rPr>
-          <w:iCs/>
-          <w:color w:val="auto"/>
-          <w:szCs w:val="28"/>
-        </w:rPr>
-        <w:t>để</w:t>
-      </w:r>
-      <w:proofErr w:type="spellEnd"/>
-      <w:r>
-        <w:rPr>
-          <w:iCs/>
-          <w:color w:val="auto"/>
-          <w:szCs w:val="28"/>
-        </w:rPr>
-        <w:t xml:space="preserve"> representation </w:t>
-      </w:r>
-      <w:proofErr w:type="spellStart"/>
-      <w:r>
-        <w:rPr>
-          <w:iCs/>
-          <w:color w:val="auto"/>
-          <w:szCs w:val="28"/>
-        </w:rPr>
-        <w:t>không</w:t>
-      </w:r>
-      <w:proofErr w:type="spellEnd"/>
-      <w:r>
-        <w:rPr>
-          <w:iCs/>
-          <w:color w:val="auto"/>
-          <w:szCs w:val="28"/>
-        </w:rPr>
-        <w:t xml:space="preserve"> drift </w:t>
-      </w:r>
-      <w:proofErr w:type="spellStart"/>
-      <w:r>
-        <w:rPr>
-          <w:iCs/>
-          <w:color w:val="auto"/>
-          <w:szCs w:val="28"/>
-        </w:rPr>
-        <w:t>quá</w:t>
-      </w:r>
-      <w:proofErr w:type="spellEnd"/>
-      <w:r>
-        <w:rPr>
-          <w:iCs/>
-          <w:color w:val="auto"/>
-          <w:szCs w:val="28"/>
-        </w:rPr>
-        <w:t xml:space="preserve"> xa cluster.</w:t>
+        <w:t xml:space="preserve"> kéo encoder/residual về codeword đã chọn để representation không drift quá xa cluster.</w:t>
       </w:r>
       <w:r>
         <w:rPr>
@@ -1809,97 +1461,7 @@
           <w:color w:val="auto"/>
           <w:szCs w:val="28"/>
         </w:rPr>
-        <w:t xml:space="preserve"> </w:t>
-      </w:r>
-      <w:proofErr w:type="spellStart"/>
-      <w:r>
-        <w:rPr>
-          <w:iCs/>
-          <w:color w:val="auto"/>
-          <w:szCs w:val="28"/>
-        </w:rPr>
-        <w:t>đảm</w:t>
-      </w:r>
-      <w:proofErr w:type="spellEnd"/>
-      <w:r>
-        <w:rPr>
-          <w:iCs/>
-          <w:color w:val="auto"/>
-          <w:szCs w:val="28"/>
-        </w:rPr>
-        <w:t xml:space="preserve"> </w:t>
-      </w:r>
-      <w:proofErr w:type="spellStart"/>
-      <w:r>
-        <w:rPr>
-          <w:iCs/>
-          <w:color w:val="auto"/>
-          <w:szCs w:val="28"/>
-        </w:rPr>
-        <w:t>bảo</w:t>
-      </w:r>
-      <w:proofErr w:type="spellEnd"/>
-      <w:r>
-        <w:rPr>
-          <w:iCs/>
-          <w:color w:val="auto"/>
-          <w:szCs w:val="28"/>
-        </w:rPr>
-        <w:t xml:space="preserve"> representation </w:t>
-      </w:r>
-      <w:proofErr w:type="spellStart"/>
-      <w:r>
-        <w:rPr>
-          <w:iCs/>
-          <w:color w:val="auto"/>
-          <w:szCs w:val="28"/>
-        </w:rPr>
-        <w:t>sau</w:t>
-      </w:r>
-      <w:proofErr w:type="spellEnd"/>
-      <w:r>
-        <w:rPr>
-          <w:iCs/>
-          <w:color w:val="auto"/>
-          <w:szCs w:val="28"/>
-        </w:rPr>
-        <w:t xml:space="preserve"> quantization </w:t>
-      </w:r>
-      <w:proofErr w:type="spellStart"/>
-      <w:r>
-        <w:rPr>
-          <w:iCs/>
-          <w:color w:val="auto"/>
-          <w:szCs w:val="28"/>
-        </w:rPr>
-        <w:t>vẫn</w:t>
-      </w:r>
-      <w:proofErr w:type="spellEnd"/>
-      <w:r>
-        <w:rPr>
-          <w:iCs/>
-          <w:color w:val="auto"/>
-          <w:szCs w:val="28"/>
-        </w:rPr>
-        <w:t xml:space="preserve"> reconstruct </w:t>
-      </w:r>
-      <w:proofErr w:type="spellStart"/>
-      <w:r>
-        <w:rPr>
-          <w:iCs/>
-          <w:color w:val="auto"/>
-          <w:szCs w:val="28"/>
-        </w:rPr>
-        <w:t>được</w:t>
-      </w:r>
-      <w:proofErr w:type="spellEnd"/>
-      <w:r>
-        <w:rPr>
-          <w:iCs/>
-          <w:color w:val="auto"/>
-          <w:szCs w:val="28"/>
-        </w:rPr>
-        <w:t xml:space="preserve"> input.</w:t>
+        <w:t xml:space="preserve"> đảm bảo representation sau quantization vẫn reconstruct được input.</w:t>
       </w:r>
     </w:p>
     <w:p>
@@ -2274,15 +1836,7 @@
         <w:ind w:left="259" w:hanging="173"/>
       </w:pPr>
       <w:r>
-        <w:t xml:space="preserve">Nếu |Iᵤ ∩ Iᵥ| lớn thì contribution của cặp user </w:t>
-      </w:r>
-      <w:proofErr w:type="gramStart"/>
-      <w:r>
-        <w:t>u,v</w:t>
-      </w:r>
-      <w:proofErr w:type="gramEnd"/>
-      <w:r>
-        <w:t xml:space="preserve"> giảm.</w:t>
+        <w:t>Nếu |Iᵤ ∩ Iᵥ| lớn thì contribution của cặp user u,v giảm.</w:t>
       </w:r>
     </w:p>
     <w:p>
@@ -2424,23 +1978,7 @@
         <w:ind w:left="259" w:hanging="173"/>
       </w:pPr>
       <w:r>
-        <w:t>Ví dụ ghi trong vở: sim(</w:t>
-      </w:r>
-      <w:proofErr w:type="gramStart"/>
-      <w:r>
-        <w:t>A,B</w:t>
-      </w:r>
-      <w:proofErr w:type="gramEnd"/>
-      <w:r>
-        <w:t>)=0.8 và sim(</w:t>
-      </w:r>
-      <w:proofErr w:type="gramStart"/>
-      <w:r>
-        <w:t>A,C</w:t>
-      </w:r>
-      <w:proofErr w:type="gramEnd"/>
-      <w:r>
-        <w:t>)=0.7 là positive từ Swing.</w:t>
+        <w:t>Ví dụ ghi trong vở: sim(A,B)=0.8 và sim(A,C)=0.7 là positive từ Swing.</w:t>
       </w:r>
     </w:p>
     <w:p>
@@ -2460,23 +1998,7 @@
         <w:ind w:left="259" w:hanging="173"/>
       </w:pPr>
       <w:r>
-        <w:t>Nếu positive/all ≈ 0.9 thì −</w:t>
-      </w:r>
-      <w:proofErr w:type="gramStart"/>
-      <w:r>
-        <w:t>log(</w:t>
-      </w:r>
-      <w:proofErr w:type="gramEnd"/>
-      <w:r>
-        <w:t>0.9) ≈ 0.105 ⇒ loss nhỏ. Nếu positive/all ≈ 0.1 thì −</w:t>
-      </w:r>
-      <w:proofErr w:type="gramStart"/>
-      <w:r>
-        <w:t>log(</w:t>
-      </w:r>
-      <w:proofErr w:type="gramEnd"/>
-      <w:r>
-        <w:t>0.1) ≈ 2.303 ⇒ loss lớn.</w:t>
+        <w:t>Nếu positive/all ≈ 0.9 thì −log(0.9) ≈ 0.105 ⇒ loss nhỏ. Nếu positive/all ≈ 0.1 thì −log(0.1) ≈ 2.303 ⇒ loss lớn.</w:t>
       </w:r>
     </w:p>
     <w:p>
@@ -2723,23 +2245,7 @@
         <w:ind w:left="259" w:hanging="173"/>
       </w:pPr>
       <w:r>
-        <w:t>Beam width được hiểu trên partial SID (x), (</w:t>
-      </w:r>
-      <w:proofErr w:type="gramStart"/>
-      <w:r>
-        <w:t>x,y</w:t>
-      </w:r>
-      <w:proofErr w:type="gramEnd"/>
-      <w:r>
-        <w:t>), (</w:t>
-      </w:r>
-      <w:proofErr w:type="gramStart"/>
-      <w:r>
-        <w:t>x,y</w:t>
-      </w:r>
-      <w:proofErr w:type="gramEnd"/>
-      <w:r>
-        <w:t>,z), ...; mỗi candidate mở rộng thành nhiều nhánh.</w:t>
+        <w:t>Beam width được hiểu trên partial SID (x), (x,y), (x,y,z), ...; mỗi candidate mở rộng thành nhiều nhánh.</w:t>
       </w:r>
     </w:p>
     <w:p>
@@ -2749,29 +2255,8 @@
         <w:ind w:left="259" w:hanging="173"/>
       </w:pPr>
       <w:r>
-        <w:t xml:space="preserve">Fuse </w:t>
-      </w:r>
-      <w:proofErr w:type="spellStart"/>
-      <w:r>
-        <w:t>được</w:t>
-      </w:r>
-      <w:proofErr w:type="spellEnd"/>
-      <w:r>
-        <w:t xml:space="preserve"> </w:t>
-      </w:r>
-      <w:proofErr w:type="spellStart"/>
-      <w:r>
-        <w:t>ghi</w:t>
-      </w:r>
-      <w:proofErr w:type="spellEnd"/>
-      <w:r>
-        <w:t xml:space="preserve"> </w:t>
-      </w:r>
-      <w:proofErr w:type="spellStart"/>
-      <w:r>
-        <w:t>dạng</w:t>
-      </w:r>
-      <w:proofErr w:type="spellEnd"/>
+        <w:t>Fuse được ghi dạng</w:t>
+      </w:r>
     </w:p>
     <w:p>
       <w:pPr>
@@ -2784,6 +2269,9 @@
         <w:ind w:left="86"/>
       </w:pPr>
       <w:r>
+        <w:rPr>
+          <w:noProof/>
+        </w:rPr>
         <w:lastRenderedPageBreak/>
         <w:drawing>
           <wp:inline distT="0" distB="0" distL="0" distR="0" wp14:anchorId="3A089EC9" wp14:editId="77C05BEF">
@@ -2833,6 +2321,9 @@
         <w:ind w:left="86"/>
       </w:pPr>
       <w:r>
+        <w:rPr>
+          <w:noProof/>
+        </w:rPr>
         <w:drawing>
           <wp:inline distT="0" distB="0" distL="0" distR="0" wp14:anchorId="021C3A23" wp14:editId="0FEEF13D">
             <wp:extent cx="1181202" cy="297206"/>
@@ -2876,6 +2367,9 @@
         <w:t xml:space="preserve">       </w:t>
       </w:r>
       <w:r>
+        <w:rPr>
+          <w:noProof/>
+        </w:rPr>
         <w:drawing>
           <wp:inline distT="0" distB="0" distL="0" distR="0" wp14:anchorId="61B8C48C" wp14:editId="08590D33">
             <wp:extent cx="2209992" cy="259102"/>
@@ -2916,6 +2410,9 @@
         <w:t xml:space="preserve">                           </w:t>
       </w:r>
       <w:r>
+        <w:rPr>
+          <w:noProof/>
+        </w:rPr>
         <w:drawing>
           <wp:inline distT="0" distB="0" distL="0" distR="0" wp14:anchorId="23A6207A" wp14:editId="3738B6D9">
             <wp:extent cx="1638442" cy="243861"/>
@@ -3009,39 +2506,7 @@
         <w:ind w:left="259" w:hanging="173"/>
       </w:pPr>
       <w:r>
-        <w:t xml:space="preserve">Ghi chú tay: s₁ có thể vẫn đi full vanilla AR; </w:t>
-      </w:r>
-      <w:proofErr w:type="spellStart"/>
-      <w:r>
-        <w:t>các</w:t>
-      </w:r>
-      <w:proofErr w:type="spellEnd"/>
-      <w:r>
-        <w:t xml:space="preserve"> SID token </w:t>
-      </w:r>
-      <w:proofErr w:type="spellStart"/>
-      <w:r>
-        <w:t>sau</w:t>
-      </w:r>
-      <w:proofErr w:type="spellEnd"/>
-      <w:r>
-        <w:t xml:space="preserve"> </w:t>
-      </w:r>
-      <w:proofErr w:type="spellStart"/>
-      <w:r>
-        <w:t>dùng</w:t>
-      </w:r>
-      <w:proofErr w:type="spellEnd"/>
-      <w:r>
-        <w:t xml:space="preserve"> </w:t>
-      </w:r>
-      <w:proofErr w:type="spellStart"/>
-      <w:r>
-        <w:t>LazyAR</w:t>
-      </w:r>
-      <w:proofErr w:type="spellEnd"/>
-      <w:r>
-        <w:t>.</w:t>
+        <w:t>Ghi chú tay: s₁ có thể vẫn đi full vanilla AR; các SID token sau dùng LazyAR.</w:t>
       </w:r>
     </w:p>
     <w:p>
@@ -3417,23 +2882,7 @@
               <w:spacing w:after="20"/>
             </w:pPr>
             <w:r>
-              <w:t>• q_A=</w:t>
-            </w:r>
-            <w:proofErr w:type="gramStart"/>
-            <w:r>
-              <w:t>ln(0.30)=</w:t>
-            </w:r>
-            <w:proofErr w:type="gramEnd"/>
-            <w:r>
-              <w:t>−1.204; q_B=</w:t>
-            </w:r>
-            <w:proofErr w:type="gramStart"/>
-            <w:r>
-              <w:t>ln(0.45)=</w:t>
-            </w:r>
-            <w:proofErr w:type="gramEnd"/>
-            <w:r>
-              <w:t>−0.799; q_C=−1.897; q_D=−2.303.</w:t>
+              <w:t>• q_A=ln(0.30)=−1.204; q_B=ln(0.45)=−0.799; q_C=−1.897; q_D=−2.303.</w:t>
             </w:r>
           </w:p>
           <w:p>
@@ -3441,15 +2890,7 @@
               <w:spacing w:after="20"/>
             </w:pPr>
             <w:r>
-              <w:t>• Với A: E_A={</w:t>
-            </w:r>
-            <w:proofErr w:type="gramStart"/>
-            <w:r>
-              <w:t>B,C</w:t>
-            </w:r>
-            <w:proofErr w:type="gramEnd"/>
-            <w:r>
-              <w:t>,D}. A vs B: q_B−q_A=+0.405 ⇒ exp≈1.50 → phạt lớn vì B reward thấp hơn nhưng model lại xếp trên A.</w:t>
+              <w:t>• Với A: E_A={B,C,D}. A vs B: q_B−q_A=+0.405 ⇒ exp≈1.50 → phạt lớn vì B reward thấp hơn nhưng model lại xếp trên A.</w:t>
             </w:r>
           </w:p>
           <w:p>
@@ -3478,7 +2919,7 @@
           <w:b/>
           <w:color w:val="1F4E79"/>
         </w:rPr>
-        <w:t>Công thức full của paper (không cần thuộc):</w:t>
+        <w:t>Công thức full của paper</w:t>
       </w:r>
     </w:p>
     <w:p>
@@ -3532,23 +2973,7 @@
           <w:i/>
           <w:color w:val="777777"/>
         </w:rPr>
-        <w:t>Nguồn: GR4AD §3.4.1, Eq. (16)</w:t>
-      </w:r>
-      <w:proofErr w:type="gramStart"/>
-      <w:r>
-        <w:rPr>
-          <w:i/>
-          <w:color w:val="777777"/>
-        </w:rPr>
-        <w:t>–(</w:t>
-      </w:r>
-      <w:proofErr w:type="gramEnd"/>
-      <w:r>
-        <w:rPr>
-          <w:i/>
-          <w:color w:val="777777"/>
-        </w:rPr>
-        <w:t>18).</w:t>
+        <w:t>Nguồn: GR4AD §3.4.1, Eq. (16)–(18).</w:t>
       </w:r>
     </w:p>
     <w:p>
@@ -3785,71 +3210,7 @@
               <w:spacing w:after="20"/>
             </w:pPr>
             <w:r>
-              <w:t xml:space="preserve">• 4 ads. Reward rank: </w:t>
-            </w:r>
-            <w:proofErr w:type="gramStart"/>
-            <w:r>
-              <w:t>A(</w:t>
-            </w:r>
-            <w:proofErr w:type="gramEnd"/>
-            <w:r>
-              <w:t xml:space="preserve">1), </w:t>
-            </w:r>
-            <w:proofErr w:type="gramStart"/>
-            <w:r>
-              <w:t>B(</w:t>
-            </w:r>
-            <w:proofErr w:type="gramEnd"/>
-            <w:r>
-              <w:t xml:space="preserve">2), </w:t>
-            </w:r>
-            <w:proofErr w:type="gramStart"/>
-            <w:r>
-              <w:t>C(</w:t>
-            </w:r>
-            <w:proofErr w:type="gramEnd"/>
-            <w:r>
-              <w:t xml:space="preserve">3), </w:t>
-            </w:r>
-            <w:proofErr w:type="gramStart"/>
-            <w:r>
-              <w:t>D(</w:t>
-            </w:r>
-            <w:proofErr w:type="gramEnd"/>
-            <w:r>
-              <w:t xml:space="preserve">4). Model rank: </w:t>
-            </w:r>
-            <w:proofErr w:type="gramStart"/>
-            <w:r>
-              <w:t>B(</w:t>
-            </w:r>
-            <w:proofErr w:type="gramEnd"/>
-            <w:r>
-              <w:t xml:space="preserve">1), </w:t>
-            </w:r>
-            <w:proofErr w:type="gramStart"/>
-            <w:r>
-              <w:t>A(</w:t>
-            </w:r>
-            <w:proofErr w:type="gramEnd"/>
-            <w:r>
-              <w:t xml:space="preserve">2), </w:t>
-            </w:r>
-            <w:proofErr w:type="gramStart"/>
-            <w:r>
-              <w:t>C(</w:t>
-            </w:r>
-            <w:proofErr w:type="gramEnd"/>
-            <w:r>
-              <w:t xml:space="preserve">3), </w:t>
-            </w:r>
-            <w:proofErr w:type="gramStart"/>
-            <w:r>
-              <w:t>D(</w:t>
-            </w:r>
-            <w:proofErr w:type="gramEnd"/>
-            <w:r>
-              <w:t>4).</w:t>
+              <w:t>• 4 ads. Reward rank: A(1), B(2), C(3), D(4). Model rank: B(1), A(2), C(3), D(4).</w:t>
             </w:r>
           </w:p>
           <w:p>
@@ -3857,31 +3218,7 @@
               <w:spacing w:after="20"/>
             </w:pPr>
             <w:r>
-              <w:t>• A: |2−1|</w:t>
-            </w:r>
-            <w:proofErr w:type="gramStart"/>
-            <w:r>
-              <w:t>/(</w:t>
-            </w:r>
-            <w:proofErr w:type="gramEnd"/>
-            <w:r>
-              <w:t>4−</w:t>
-            </w:r>
-            <w:proofErr w:type="gramStart"/>
-            <w:r>
-              <w:t>1)=</w:t>
-            </w:r>
-            <w:proofErr w:type="gramEnd"/>
-            <w:r>
-              <w:t xml:space="preserve">1/3. B cũng 1/3. </w:t>
-            </w:r>
-            <w:proofErr w:type="gramStart"/>
-            <w:r>
-              <w:t>C,D</w:t>
-            </w:r>
-            <w:proofErr w:type="gramEnd"/>
-            <w:r>
-              <w:t>: A=0 vì model rank = reward rank.</w:t>
+              <w:t>• A: |2−1|/(4−1)=1/3. B cũng 1/3. C,D: A=0 vì model rank = reward rank.</w:t>
             </w:r>
           </w:p>
           <w:p>
@@ -3889,23 +3226,7 @@
               <w:spacing w:after="20"/>
             </w:pPr>
             <w:r>
-              <w:t>• Minh họa w₀=1, Z_max=1. Với A có v_A=10: w_VSL≈exp[(1/</w:t>
-            </w:r>
-            <w:proofErr w:type="gramStart"/>
-            <w:r>
-              <w:t>3)ln</w:t>
-            </w:r>
-            <w:proofErr w:type="gramEnd"/>
-            <w:r>
-              <w:t>(11</w:t>
-            </w:r>
-            <w:proofErr w:type="gramStart"/>
-            <w:r>
-              <w:t>)]≈</w:t>
-            </w:r>
-            <w:proofErr w:type="gramEnd"/>
-            <w:r>
-              <w:t>2.22; w_RL≈0.67.</w:t>
+              <w:t>• Minh họa w₀=1, Z_max=1. Với A có v_A=10: w_VSL≈exp[(1/3)ln(11)]≈2.22; w_RL≈0.67.</w:t>
             </w:r>
           </w:p>
           <w:p>
@@ -3943,23 +3264,7 @@
           <w:i/>
           <w:color w:val="777777"/>
         </w:rPr>
-        <w:t>Nguồn: GR4AD §3.4.2, Eq. (19)</w:t>
-      </w:r>
-      <w:proofErr w:type="gramStart"/>
-      <w:r>
-        <w:rPr>
-          <w:i/>
-          <w:color w:val="777777"/>
-        </w:rPr>
-        <w:t>–(</w:t>
-      </w:r>
-      <w:proofErr w:type="gramEnd"/>
-      <w:r>
-        <w:rPr>
-          <w:i/>
-          <w:color w:val="777777"/>
-        </w:rPr>
-        <w:t>22).</w:t>
+        <w:t>Nguồn: GR4AD §3.4.2, Eq. (19)–(22).</w:t>
       </w:r>
     </w:p>
     <w:p>
@@ -3997,31 +3302,7 @@
         <w:ind w:left="259" w:hanging="173"/>
       </w:pPr>
       <w:r>
-        <w:t xml:space="preserve">Traffic-aware: </w:t>
-      </w:r>
-      <w:proofErr w:type="spellStart"/>
-      <w:r>
-        <w:t>khi</w:t>
-      </w:r>
-      <w:proofErr w:type="spellEnd"/>
-      <w:r>
-        <w:t xml:space="preserve"> traffic </w:t>
-      </w:r>
-      <w:proofErr w:type="spellStart"/>
-      <w:r>
-        <w:t>thấp</w:t>
-      </w:r>
-      <w:proofErr w:type="spellEnd"/>
-      <w:r>
-        <w:t xml:space="preserve"> </w:t>
-      </w:r>
-      <w:proofErr w:type="spellStart"/>
-      <w:r>
-        <w:t>có</w:t>
-      </w:r>
-      <w:proofErr w:type="spellEnd"/>
-      <w:r>
-        <w:t xml:space="preserve"> thể tăng tổng beam / tận dụng compute slack; khi peak giảm beam để giữ serving budget.</w:t>
+        <w:t>Traffic-aware: khi traffic thấp có thể tăng tổng beam / tận dụng compute slack; khi peak giảm beam để giữ serving budget.</w:t>
       </w:r>
     </w:p>
     <w:p>
@@ -4076,15 +3357,7 @@
         <w:ind w:left="259" w:hanging="173"/>
       </w:pPr>
       <w:r>
-        <w:t>Ví dụ “iphone magsafe case”: session có pay→B, click→D, pv→A, unpv→C; semantic prefix (c</w:t>
-      </w:r>
-      <w:proofErr w:type="gramStart"/>
-      <w:r>
-        <w:t>₁,c₂)=</w:t>
-      </w:r>
-      <w:proofErr w:type="gramEnd"/>
-      <w:r>
-        <w:t>(10,5).</w:t>
+        <w:t>Ví dụ “iphone magsafe case”: session có pay→B, click→D, pv→A, unpv→C; semantic prefix (c₁,c₂)=(10,5).</w:t>
       </w:r>
     </w:p>
     <w:p>
@@ -4110,47 +3383,7 @@
           <w:color w:val="184376"/>
           <w:sz w:val="22"/>
         </w:rPr>
-        <w:t>B = (10,5,0</w:t>
-      </w:r>
-      <w:proofErr w:type="gramStart"/>
-      <w:r>
-        <w:rPr>
-          <w:b/>
-          <w:i/>
-          <w:color w:val="184376"/>
-          <w:sz w:val="22"/>
-        </w:rPr>
-        <w:t xml:space="preserve">),   </w:t>
-      </w:r>
-      <w:proofErr w:type="gramEnd"/>
-      <w:r>
-        <w:rPr>
-          <w:b/>
-          <w:i/>
-          <w:color w:val="184376"/>
-          <w:sz w:val="22"/>
-        </w:rPr>
-        <w:t>D = (10,5,1</w:t>
-      </w:r>
-      <w:proofErr w:type="gramStart"/>
-      <w:r>
-        <w:rPr>
-          <w:b/>
-          <w:i/>
-          <w:color w:val="184376"/>
-          <w:sz w:val="22"/>
-        </w:rPr>
-        <w:t xml:space="preserve">),   </w:t>
-      </w:r>
-      <w:proofErr w:type="gramEnd"/>
-      <w:r>
-        <w:rPr>
-          <w:b/>
-          <w:i/>
-          <w:color w:val="184376"/>
-          <w:sz w:val="22"/>
-        </w:rPr>
-        <w:t>A = (10,5,4)</w:t>
+        <w:t>B = (10,5,0),   D = (10,5,1),   A = (10,5,4)</w:t>
       </w:r>
     </w:p>
     <w:p>
@@ -4160,23 +3393,7 @@
         <w:ind w:left="259" w:hanging="173"/>
       </w:pPr>
       <w:r>
-        <w:t xml:space="preserve">Loss weighting được ghi: pay &gt; click &gt; pv; một ví dụ ở mép trang tương ứng </w:t>
-      </w:r>
-      <w:proofErr w:type="gramStart"/>
-      <w:r>
-        <w:t>3 :</w:t>
-      </w:r>
-      <w:proofErr w:type="gramEnd"/>
-      <w:r>
-        <w:t xml:space="preserve"> </w:t>
-      </w:r>
-      <w:proofErr w:type="gramStart"/>
-      <w:r>
-        <w:t>2 :</w:t>
-      </w:r>
-      <w:proofErr w:type="gramEnd"/>
-      <w:r>
-        <w:t xml:space="preserve"> 1.</w:t>
+        <w:t>Loss weighting được ghi: pay &gt; click &gt; pv; một ví dụ ở mép trang tương ứng 3 : 2 : 1.</w:t>
       </w:r>
     </w:p>
     <w:p>
@@ -4261,117 +3478,8 @@
         <w:ind w:left="259" w:hanging="173"/>
       </w:pPr>
       <w:r>
-        <w:t xml:space="preserve">Các head/output được ghi liên quan PV / CTR / CVR; </w:t>
-      </w:r>
-      <w:proofErr w:type="spellStart"/>
-      <w:r>
-        <w:t>phần</w:t>
-      </w:r>
-      <w:proofErr w:type="spellEnd"/>
-      <w:r>
-        <w:t xml:space="preserve"> </w:t>
-      </w:r>
-      <w:proofErr w:type="spellStart"/>
-      <w:r>
-        <w:t>ký</w:t>
-      </w:r>
-      <w:proofErr w:type="spellEnd"/>
-      <w:r>
-        <w:t xml:space="preserve"> </w:t>
-      </w:r>
-      <w:proofErr w:type="spellStart"/>
-      <w:r>
-        <w:t>hiệu</w:t>
-      </w:r>
-      <w:proofErr w:type="spellEnd"/>
-      <w:r>
-        <w:t xml:space="preserve"> </w:t>
-      </w:r>
-      <w:proofErr w:type="spellStart"/>
-      <w:r>
-        <w:t>từng</w:t>
-      </w:r>
-      <w:proofErr w:type="spellEnd"/>
-      <w:r>
-        <w:t xml:space="preserve"> y-hat ở </w:t>
-      </w:r>
-      <w:proofErr w:type="spellStart"/>
-      <w:r>
-        <w:t>ảnh</w:t>
-      </w:r>
-      <w:proofErr w:type="spellEnd"/>
-      <w:r>
-        <w:t xml:space="preserve"> </w:t>
-      </w:r>
-      <w:proofErr w:type="spellStart"/>
-      <w:r>
-        <w:t>hơi</w:t>
-      </w:r>
-      <w:proofErr w:type="spellEnd"/>
-      <w:r>
-        <w:t xml:space="preserve"> </w:t>
-      </w:r>
-      <w:proofErr w:type="spellStart"/>
-      <w:r>
-        <w:t>mờ</w:t>
-      </w:r>
-      <w:proofErr w:type="spellEnd"/>
-      <w:r>
-        <w:t xml:space="preserve"> </w:t>
-      </w:r>
-      <w:proofErr w:type="spellStart"/>
-      <w:r>
-        <w:t>nhưng</w:t>
-      </w:r>
-      <w:proofErr w:type="spellEnd"/>
-      <w:r>
-        <w:t xml:space="preserve"> </w:t>
-      </w:r>
-      <w:proofErr w:type="spellStart"/>
-      <w:r>
-        <w:t>cấu</w:t>
-      </w:r>
-      <w:proofErr w:type="spellEnd"/>
-      <w:r>
-        <w:t xml:space="preserve"> </w:t>
-      </w:r>
-      <w:proofErr w:type="spellStart"/>
-      <w:r>
-        <w:t>trúc</w:t>
-      </w:r>
-      <w:proofErr w:type="spellEnd"/>
-      <w:r>
-        <w:t xml:space="preserve"> </w:t>
-      </w:r>
-      <w:proofErr w:type="spellStart"/>
-      <w:r>
-        <w:t>ba</w:t>
-      </w:r>
-      <w:proofErr w:type="spellEnd"/>
-      <w:r>
-        <w:t xml:space="preserve"> </w:t>
-      </w:r>
-      <w:proofErr w:type="spellStart"/>
-      <w:r>
-        <w:t>nhánh</w:t>
-      </w:r>
-      <w:proofErr w:type="spellEnd"/>
-      <w:r>
-        <w:t xml:space="preserve"> </w:t>
-      </w:r>
-      <w:proofErr w:type="spellStart"/>
-      <w:r>
-        <w:t>là</w:t>
-      </w:r>
-      <w:proofErr w:type="spellEnd"/>
-      <w:r>
-        <w:t xml:space="preserve"> </w:t>
-      </w:r>
-      <w:proofErr w:type="spellStart"/>
-      <w:r>
-        <w:t>rõ</w:t>
-      </w:r>
-      <w:proofErr w:type="spellEnd"/>
+        <w:t>Các head/output được ghi liên quan PV / CTR / CVR; phần ký hiệu từng y-hat ở ảnh hơi mờ nhưng cấu trúc ba nhánh là rõ</w:t>
+      </w:r>
     </w:p>
     <w:p>
       <w:r>
